--- a/Documentation/Титульник курсовой задачи.docx
+++ b/Documentation/Титульник курсовой задачи.docx
@@ -4,7 +4,7 @@
   <w:body>
     <w:p>
       <w:pPr>
-        <w:pStyle w:val="898"/>
+        <w:pStyle w:val="902"/>
         <w:pBdr/>
         <w:spacing/>
         <w:ind/>
@@ -41,7 +41,7 @@
     </w:p>
     <w:p>
       <w:pPr>
-        <w:pStyle w:val="898"/>
+        <w:pStyle w:val="902"/>
         <w:pBdr/>
         <w:spacing/>
         <w:ind/>
@@ -55,7 +55,7 @@
     </w:p>
     <w:p>
       <w:pPr>
-        <w:pStyle w:val="898"/>
+        <w:pStyle w:val="902"/>
         <w:pBdr/>
         <w:spacing/>
         <w:ind/>
@@ -74,7 +74,7 @@
     </w:p>
     <w:p>
       <w:pPr>
-        <w:pStyle w:val="898"/>
+        <w:pStyle w:val="902"/>
         <w:pBdr/>
         <w:spacing/>
         <w:ind/>
@@ -89,7 +89,7 @@
     </w:p>
     <w:p>
       <w:pPr>
-        <w:pStyle w:val="898"/>
+        <w:pStyle w:val="902"/>
         <w:pBdr/>
         <w:spacing/>
         <w:ind/>
@@ -112,7 +112,7 @@
     </w:p>
     <w:p>
       <w:pPr>
-        <w:pStyle w:val="898"/>
+        <w:pStyle w:val="902"/>
         <w:pBdr/>
         <w:spacing/>
         <w:ind/>
@@ -123,7 +123,7 @@
     </w:p>
     <w:p>
       <w:pPr>
-        <w:pStyle w:val="898"/>
+        <w:pStyle w:val="902"/>
         <w:pBdr/>
         <w:spacing/>
         <w:ind/>
@@ -134,7 +134,7 @@
     </w:p>
     <w:p>
       <w:pPr>
-        <w:pStyle w:val="898"/>
+        <w:pStyle w:val="902"/>
         <w:pBdr/>
         <w:spacing/>
         <w:ind/>
@@ -145,7 +145,7 @@
     </w:p>
     <w:p>
       <w:pPr>
-        <w:pStyle w:val="898"/>
+        <w:pStyle w:val="902"/>
         <w:pBdr/>
         <w:spacing/>
         <w:ind/>
@@ -185,7 +185,7 @@
     </w:p>
     <w:p>
       <w:pPr>
-        <w:pStyle w:val="898"/>
+        <w:pStyle w:val="902"/>
         <w:pBdr/>
         <w:spacing/>
         <w:ind/>
@@ -221,7 +221,7 @@
     </w:p>
     <w:p>
       <w:pPr>
-        <w:pStyle w:val="898"/>
+        <w:pStyle w:val="902"/>
         <w:pBdr/>
         <w:spacing/>
         <w:ind/>
@@ -275,7 +275,7 @@
     </w:p>
     <w:p>
       <w:pPr>
-        <w:pStyle w:val="898"/>
+        <w:pStyle w:val="902"/>
         <w:pBdr/>
         <w:spacing/>
         <w:ind/>
@@ -323,7 +323,7 @@
     </w:p>
     <w:p>
       <w:pPr>
-        <w:pStyle w:val="898"/>
+        <w:pStyle w:val="902"/>
         <w:pBdr/>
         <w:spacing/>
         <w:ind/>
@@ -380,7 +380,7 @@
     </w:p>
     <w:p>
       <w:pPr>
-        <w:pStyle w:val="898"/>
+        <w:pStyle w:val="902"/>
         <w:pBdr/>
         <w:spacing/>
         <w:ind/>
@@ -391,7 +391,7 @@
     </w:p>
     <w:p>
       <w:pPr>
-        <w:pStyle w:val="898"/>
+        <w:pStyle w:val="902"/>
         <w:pBdr/>
         <w:spacing/>
         <w:ind/>
@@ -402,7 +402,7 @@
     </w:p>
     <w:p>
       <w:pPr>
-        <w:pStyle w:val="898"/>
+        <w:pStyle w:val="902"/>
         <w:pBdr/>
         <w:spacing/>
         <w:ind/>
@@ -413,7 +413,7 @@
     </w:p>
     <w:p>
       <w:pPr>
-        <w:pStyle w:val="898"/>
+        <w:pStyle w:val="902"/>
         <w:pBdr/>
         <w:spacing/>
         <w:ind/>
@@ -443,7 +443,7 @@
     </w:p>
     <w:p>
       <w:pPr>
-        <w:pStyle w:val="898"/>
+        <w:pStyle w:val="902"/>
         <w:pBdr/>
         <w:spacing/>
         <w:ind/>
@@ -487,7 +487,7 @@
     </w:p>
     <w:p>
       <w:pPr>
-        <w:pStyle w:val="898"/>
+        <w:pStyle w:val="902"/>
         <w:pBdr/>
         <w:spacing/>
         <w:ind/>
@@ -525,7 +525,6 @@
           <w:highlight w:val="none"/>
           <w:u w:val="single"/>
         </w:rPr>
-        <w:t xml:space="preserve">Разработка </w:t>
       </w:r>
       <w:r>
         <w:rPr>
@@ -534,69 +533,10 @@
           <w:bCs w:val="0"/>
           <w:color w:val="000000" w:themeColor="text1"/>
           <w:sz w:val="24"/>
-          <w:highlight w:val="white"/>
+          <w:highlight w:val="none"/>
           <w:u w:val="single"/>
         </w:rPr>
-        <w:t xml:space="preserve">Web</w:t>
-      </w:r>
-      <w:r>
-        <w:rPr>
-          <w:rFonts w:ascii="Times New Roman" w:hAnsi="Times New Roman" w:eastAsia="Times New Roman" w:cs="Times New Roman"/>
-          <w:b w:val="0"/>
-          <w:bCs w:val="0"/>
-          <w:color w:val="212529"/>
-          <w:sz w:val="24"/>
-          <w:highlight w:val="white"/>
-          <w:u w:val="single"/>
-        </w:rPr>
-        <w:t xml:space="preserve"> API для мониторинга и управления личными финанс</w:t>
-      </w:r>
-      <w:r>
-        <w:rPr>
-          <w:rFonts w:ascii="Times New Roman" w:hAnsi="Times New Roman" w:eastAsia="Times New Roman" w:cs="Times New Roman"/>
-          <w:b w:val="0"/>
-          <w:bCs w:val="0"/>
-          <w:color w:val="212529"/>
-          <w:sz w:val="24"/>
-          <w:szCs w:val="24"/>
-          <w:highlight w:val="white"/>
-          <w:u w:val="single"/>
-        </w:rPr>
-        <w:t xml:space="preserve">а</w:t>
-      </w:r>
-      <w:r>
-        <w:rPr>
-          <w:rFonts w:ascii="Times New Roman" w:hAnsi="Times New Roman" w:eastAsia="Times New Roman" w:cs="Times New Roman"/>
-          <w:b w:val="0"/>
-          <w:bCs w:val="0"/>
-          <w:color w:val="212529"/>
-          <w:sz w:val="24"/>
-          <w:szCs w:val="24"/>
-          <w:highlight w:val="white"/>
-          <w:u w:val="single"/>
-        </w:rPr>
-        <w:t xml:space="preserve">м</w:t>
-      </w:r>
-      <w:r>
-        <w:rPr>
-          <w:rFonts w:ascii="Times New Roman" w:hAnsi="Times New Roman" w:eastAsia="Times New Roman" w:cs="Times New Roman"/>
-          <w:b w:val="0"/>
-          <w:bCs w:val="0"/>
-          <w:color w:val="212529"/>
-          <w:sz w:val="24"/>
-          <w:szCs w:val="24"/>
-          <w:highlight w:val="white"/>
-          <w:u w:val="single"/>
-        </w:rPr>
-        <w:t xml:space="preserve">и</w:t>
-      </w:r>
-      <w:r>
-        <w:rPr>
-          <w:sz w:val="24"/>
-          <w:szCs w:val="24"/>
-          <w:highlight w:val="none"/>
-        </w:rPr>
-        <w:t xml:space="preserve">____</w:t>
+        <w:t xml:space="preserve">Разработка RESTful API для систематизации и отслеживания персональных финансов</w:t>
       </w:r>
       <w:r>
         <w:rPr>
@@ -609,7 +549,7 @@
     </w:p>
     <w:p>
       <w:pPr>
-        <w:pStyle w:val="898"/>
+        <w:pStyle w:val="902"/>
         <w:pBdr/>
         <w:spacing/>
         <w:ind/>
@@ -620,7 +560,7 @@
     </w:p>
     <w:p>
       <w:pPr>
-        <w:pStyle w:val="898"/>
+        <w:pStyle w:val="902"/>
         <w:pBdr/>
         <w:spacing/>
         <w:ind/>
@@ -645,7 +585,7 @@
     </w:p>
     <w:p>
       <w:pPr>
-        <w:pStyle w:val="898"/>
+        <w:pStyle w:val="902"/>
         <w:pBdr/>
         <w:spacing/>
         <w:ind/>
@@ -675,7 +615,7 @@
     </w:p>
     <w:p>
       <w:pPr>
-        <w:pStyle w:val="898"/>
+        <w:pStyle w:val="902"/>
         <w:pBdr/>
         <w:spacing/>
         <w:ind/>
@@ -686,7 +626,7 @@
     </w:p>
     <w:p>
       <w:pPr>
-        <w:pStyle w:val="898"/>
+        <w:pStyle w:val="902"/>
         <w:pBdr/>
         <w:spacing/>
         <w:ind/>
@@ -714,7 +654,7 @@
         <w:rPr>
           <w:u w:val="single"/>
         </w:rPr>
-        <w:t xml:space="preserve">3</w:t>
+        <w:t xml:space="preserve">4</w:t>
       </w:r>
       <w:r>
         <w:t xml:space="preserve">__ Форма обучения: очная</w:t>
@@ -723,7 +663,7 @@
     </w:p>
     <w:p>
       <w:pPr>
-        <w:pStyle w:val="898"/>
+        <w:pStyle w:val="902"/>
         <w:pBdr/>
         <w:spacing/>
         <w:ind/>
@@ -734,7 +674,7 @@
     </w:p>
     <w:p>
       <w:pPr>
-        <w:pStyle w:val="898"/>
+        <w:pStyle w:val="902"/>
         <w:pBdr/>
         <w:spacing/>
         <w:ind/>
@@ -745,7 +685,7 @@
     </w:p>
     <w:p>
       <w:pPr>
-        <w:pStyle w:val="898"/>
+        <w:pStyle w:val="902"/>
         <w:pBdr/>
         <w:spacing/>
         <w:ind/>
@@ -756,7 +696,7 @@
     </w:p>
     <w:p>
       <w:pPr>
-        <w:pStyle w:val="898"/>
+        <w:pStyle w:val="902"/>
         <w:pBdr/>
         <w:spacing/>
         <w:ind/>
@@ -778,7 +718,7 @@
     </w:p>
     <w:p>
       <w:pPr>
-        <w:pStyle w:val="898"/>
+        <w:pStyle w:val="902"/>
         <w:pBdr/>
         <w:spacing/>
         <w:ind/>
@@ -828,7 +768,7 @@
     </w:p>
     <w:p>
       <w:pPr>
-        <w:pStyle w:val="898"/>
+        <w:pStyle w:val="902"/>
         <w:pBdr/>
         <w:spacing/>
         <w:ind/>
@@ -839,7 +779,7 @@
     </w:p>
     <w:p>
       <w:pPr>
-        <w:pStyle w:val="898"/>
+        <w:pStyle w:val="902"/>
         <w:pBdr/>
         <w:spacing/>
         <w:ind/>
@@ -882,7 +822,7 @@
     </w:p>
     <w:p>
       <w:pPr>
-        <w:pStyle w:val="898"/>
+        <w:pStyle w:val="902"/>
         <w:pBdr/>
         <w:spacing/>
         <w:ind/>
@@ -893,7 +833,7 @@
     </w:p>
     <w:p>
       <w:pPr>
-        <w:pStyle w:val="898"/>
+        <w:pStyle w:val="902"/>
         <w:pBdr/>
         <w:spacing/>
         <w:ind/>
@@ -904,7 +844,7 @@
     </w:p>
     <w:p>
       <w:pPr>
-        <w:pStyle w:val="898"/>
+        <w:pStyle w:val="902"/>
         <w:pBdr/>
         <w:spacing/>
         <w:ind/>
@@ -915,7 +855,7 @@
     </w:p>
     <w:p>
       <w:pPr>
-        <w:pStyle w:val="898"/>
+        <w:pStyle w:val="902"/>
         <w:pBdr/>
         <w:spacing/>
         <w:ind/>
@@ -946,7 +886,7 @@
     </w:p>
     <w:p>
       <w:pPr>
-        <w:pStyle w:val="898"/>
+        <w:pStyle w:val="902"/>
         <w:pBdr/>
         <w:spacing/>
         <w:ind/>
@@ -957,7 +897,7 @@
     </w:p>
     <w:p>
       <w:pPr>
-        <w:pStyle w:val="898"/>
+        <w:pStyle w:val="902"/>
         <w:pBdr/>
         <w:spacing/>
         <w:ind/>
@@ -968,7 +908,7 @@
     </w:p>
     <w:p>
       <w:pPr>
-        <w:pStyle w:val="898"/>
+        <w:pStyle w:val="902"/>
         <w:pBdr/>
         <w:spacing/>
         <w:ind/>
@@ -979,7 +919,7 @@
     </w:p>
     <w:p>
       <w:pPr>
-        <w:pStyle w:val="898"/>
+        <w:pStyle w:val="902"/>
         <w:pBdr/>
         <w:spacing/>
         <w:ind/>
@@ -996,11 +936,10 @@
         <w:t xml:space="preserve">Абдулгаджиев Насрудин Магомедович</w:t>
       </w:r>
       <w:r/>
-      <w:r/>
     </w:p>
     <w:p>
       <w:pPr>
-        <w:pStyle w:val="898"/>
+        <w:pStyle w:val="902"/>
         <w:pBdr/>
         <w:spacing/>
         <w:ind/>
@@ -1033,7 +972,7 @@
     </w:p>
     <w:p>
       <w:pPr>
-        <w:pStyle w:val="898"/>
+        <w:pStyle w:val="902"/>
         <w:pBdr/>
         <w:spacing/>
         <w:ind/>
@@ -1044,7 +983,7 @@
     </w:p>
     <w:p>
       <w:pPr>
-        <w:pStyle w:val="898"/>
+        <w:pStyle w:val="902"/>
         <w:pBdr/>
         <w:spacing/>
         <w:ind/>
@@ -1055,7 +994,7 @@
     </w:p>
     <w:p>
       <w:pPr>
-        <w:pStyle w:val="898"/>
+        <w:pStyle w:val="902"/>
         <w:pBdr/>
         <w:spacing/>
         <w:ind/>
@@ -1066,7 +1005,7 @@
     </w:p>
     <w:p>
       <w:pPr>
-        <w:pStyle w:val="898"/>
+        <w:pStyle w:val="902"/>
         <w:pBdr/>
         <w:spacing/>
         <w:ind/>
@@ -1077,7 +1016,7 @@
     </w:p>
     <w:p>
       <w:pPr>
-        <w:pStyle w:val="898"/>
+        <w:pStyle w:val="902"/>
         <w:pBdr/>
         <w:spacing/>
         <w:ind/>
@@ -1137,7 +1076,7 @@
 <w:ftr xmlns:wpc="http://schemas.microsoft.com/office/word/2010/wordprocessingCanvas" xmlns:mc="http://schemas.openxmlformats.org/markup-compatibility/2006" xmlns:o="urn:schemas-microsoft-com:office:office" xmlns:r="http://schemas.openxmlformats.org/officeDocument/2006/relationships" xmlns:m="http://schemas.openxmlformats.org/officeDocument/2006/math" xmlns:v="urn:schemas-microsoft-com:vml" xmlns:wp14="http://schemas.microsoft.com/office/word/2010/wordprocessingDrawing" xmlns:wp="http://schemas.openxmlformats.org/drawingml/2006/wordprocessingDrawing" xmlns:w10="urn:schemas-microsoft-com:office:word" xmlns:w="http://schemas.openxmlformats.org/wordprocessingml/2006/main" xmlns:w14="http://schemas.microsoft.com/office/word/2010/wordml" xmlns:w15="http://schemas.microsoft.com/office/word/2012/wordml" xmlns:wpg="http://schemas.microsoft.com/office/word/2010/wordprocessingGroup" xmlns:wpi="http://schemas.microsoft.com/office/word/2010/wordprocessingInk" xmlns:wne="http://schemas.microsoft.com/office/word/2006/wordml" xmlns:a="http://schemas.openxmlformats.org/drawingml/2006/main" xmlns:wps="http://schemas.microsoft.com/office/word/2010/wordprocessingShape" mc:Ignorable="w14 w15 wp14">
   <w:p>
     <w:pPr>
-      <w:pStyle w:val="906"/>
+      <w:pStyle w:val="910"/>
       <w:pBdr/>
       <w:spacing/>
       <w:ind/>
@@ -1186,7 +1125,7 @@
 <w:hdr xmlns:wpc="http://schemas.microsoft.com/office/word/2010/wordprocessingCanvas" xmlns:mc="http://schemas.openxmlformats.org/markup-compatibility/2006" xmlns:o="urn:schemas-microsoft-com:office:office" xmlns:r="http://schemas.openxmlformats.org/officeDocument/2006/relationships" xmlns:m="http://schemas.openxmlformats.org/officeDocument/2006/math" xmlns:v="urn:schemas-microsoft-com:vml" xmlns:wp14="http://schemas.microsoft.com/office/word/2010/wordprocessingDrawing" xmlns:wp="http://schemas.openxmlformats.org/drawingml/2006/wordprocessingDrawing" xmlns:w10="urn:schemas-microsoft-com:office:word" xmlns:w="http://schemas.openxmlformats.org/wordprocessingml/2006/main" xmlns:w14="http://schemas.microsoft.com/office/word/2010/wordml" xmlns:w15="http://schemas.microsoft.com/office/word/2012/wordml" xmlns:wpg="http://schemas.microsoft.com/office/word/2010/wordprocessingGroup" xmlns:wpi="http://schemas.microsoft.com/office/word/2010/wordprocessingInk" xmlns:wne="http://schemas.microsoft.com/office/word/2006/wordml" xmlns:a="http://schemas.openxmlformats.org/drawingml/2006/main" xmlns:wps="http://schemas.microsoft.com/office/word/2010/wordprocessingShape" mc:Ignorable="w14 w15 wp14">
   <w:p>
     <w:pPr>
-      <w:pStyle w:val="906"/>
+      <w:pStyle w:val="910"/>
       <w:pBdr/>
       <w:spacing/>
       <w:ind/>
@@ -1354,9 +1293,23 @@
     <w:lsdException w:name="Bibliography" w:uiPriority="37"/>
     <w:lsdException w:name="TOC Heading" w:uiPriority="39" w:qFormat="1"/>
   </w:latentStyles>
-  <w:style w:type="table" w:styleId="717">
+  <w:style w:type="character" w:styleId="198">
+    <w:name w:val="Placeholder Text"/>
+    <w:basedOn w:val="903"/>
+    <w:uiPriority w:val="99"/>
+    <w:semiHidden/>
+    <w:pPr>
+      <w:pBdr/>
+      <w:spacing/>
+      <w:ind/>
+    </w:pPr>
+    <w:rPr>
+      <w:color w:val="666666"/>
+    </w:rPr>
+  </w:style>
+  <w:style w:type="table" w:styleId="721">
     <w:name w:val="Table Grid"/>
-    <w:basedOn w:val="911"/>
+    <w:basedOn w:val="915"/>
     <w:uiPriority w:val="59"/>
     <w:pPr>
       <w:pBdr/>
@@ -1365,6 +1318,12 @@
     </w:pPr>
     <w:tblPr>
       <w:tblInd w:w="0" w:type="dxa"/>
+      <w:tblCellMar>
+        <w:left w:w="108" w:type="dxa"/>
+        <w:top w:w="0" w:type="dxa"/>
+        <w:right w:w="108" w:type="dxa"/>
+        <w:bottom w:w="0" w:type="dxa"/>
+      </w:tblCellMar>
       <w:tblBorders>
         <w:top w:val="single" w:color="000000" w:sz="4" w:space="0"/>
         <w:left w:val="single" w:color="000000" w:sz="4" w:space="0"/>
@@ -1373,12 +1332,6 @@
         <w:insideH w:val="single" w:color="000000" w:sz="4" w:space="0"/>
         <w:insideV w:val="single" w:color="000000" w:sz="4" w:space="0"/>
       </w:tblBorders>
-      <w:tblCellMar>
-        <w:left w:w="108" w:type="dxa"/>
-        <w:top w:w="0" w:type="dxa"/>
-        <w:right w:w="108" w:type="dxa"/>
-        <w:bottom w:w="0" w:type="dxa"/>
-      </w:tblCellMar>
     </w:tblPr>
     <w:tcPr>
       <w:tcBorders/>
@@ -1553,9 +1506,9 @@
       </w:tcPr>
     </w:tblStylePr>
   </w:style>
-  <w:style w:type="table" w:styleId="718">
+  <w:style w:type="table" w:styleId="722">
     <w:name w:val="Table Grid Light"/>
-    <w:basedOn w:val="911"/>
+    <w:basedOn w:val="915"/>
     <w:uiPriority w:val="59"/>
     <w:pPr>
       <w:pBdr/>
@@ -1564,6 +1517,12 @@
     </w:pPr>
     <w:tblPr>
       <w:tblInd w:w="0" w:type="dxa"/>
+      <w:tblCellMar>
+        <w:left w:w="108" w:type="dxa"/>
+        <w:top w:w="0" w:type="dxa"/>
+        <w:right w:w="108" w:type="dxa"/>
+        <w:bottom w:w="0" w:type="dxa"/>
+      </w:tblCellMar>
       <w:tblBorders>
         <w:top w:val="single" w:color="000000" w:themeColor="text1" w:themeTint="50" w:sz="4" w:space="0"/>
         <w:left w:val="single" w:color="000000" w:themeColor="text1" w:themeTint="50" w:sz="4" w:space="0"/>
@@ -1572,12 +1531,6 @@
         <w:insideH w:val="single" w:color="000000" w:themeColor="text1" w:themeTint="50" w:sz="4" w:space="0"/>
         <w:insideV w:val="single" w:color="000000" w:themeColor="text1" w:themeTint="50" w:sz="4" w:space="0"/>
       </w:tblBorders>
-      <w:tblCellMar>
-        <w:left w:w="108" w:type="dxa"/>
-        <w:top w:w="0" w:type="dxa"/>
-        <w:right w:w="108" w:type="dxa"/>
-        <w:bottom w:w="0" w:type="dxa"/>
-      </w:tblCellMar>
     </w:tblPr>
     <w:tcPr>
       <w:tcBorders/>
@@ -1752,9 +1705,9 @@
       </w:tcPr>
     </w:tblStylePr>
   </w:style>
-  <w:style w:type="table" w:styleId="719">
+  <w:style w:type="table" w:styleId="723">
     <w:name w:val="Plain Table 1"/>
-    <w:basedOn w:val="911"/>
+    <w:basedOn w:val="915"/>
     <w:uiPriority w:val="59"/>
     <w:pPr>
       <w:pBdr/>
@@ -1763,6 +1716,12 @@
     </w:pPr>
     <w:tblPr>
       <w:tblInd w:w="0" w:type="dxa"/>
+      <w:tblCellMar>
+        <w:left w:w="108" w:type="dxa"/>
+        <w:top w:w="0" w:type="dxa"/>
+        <w:right w:w="108" w:type="dxa"/>
+        <w:bottom w:w="0" w:type="dxa"/>
+      </w:tblCellMar>
       <w:tblBorders>
         <w:top w:val="single" w:color="000000" w:themeColor="text1" w:themeTint="50" w:sz="4" w:space="0"/>
         <w:left w:val="single" w:color="000000" w:themeColor="text1" w:themeTint="50" w:sz="4" w:space="0"/>
@@ -1771,12 +1730,6 @@
         <w:insideH w:val="single" w:color="000000" w:themeColor="text1" w:themeTint="50" w:sz="4" w:space="0"/>
         <w:insideV w:val="single" w:color="000000" w:themeColor="text1" w:themeTint="50" w:sz="4" w:space="0"/>
       </w:tblBorders>
-      <w:tblCellMar>
-        <w:left w:w="108" w:type="dxa"/>
-        <w:top w:w="0" w:type="dxa"/>
-        <w:right w:w="108" w:type="dxa"/>
-        <w:bottom w:w="0" w:type="dxa"/>
-      </w:tblCellMar>
     </w:tblPr>
     <w:tcPr>
       <w:tcBorders/>
@@ -1977,9 +1930,9 @@
       </w:tcPr>
     </w:tblStylePr>
   </w:style>
-  <w:style w:type="table" w:styleId="720">
+  <w:style w:type="table" w:styleId="724">
     <w:name w:val="Plain Table 2"/>
-    <w:basedOn w:val="911"/>
+    <w:basedOn w:val="915"/>
     <w:uiPriority w:val="59"/>
     <w:pPr>
       <w:pBdr/>
@@ -1988,18 +1941,18 @@
     </w:pPr>
     <w:tblPr>
       <w:tblInd w:w="0" w:type="dxa"/>
+      <w:tblCellMar>
+        <w:left w:w="108" w:type="dxa"/>
+        <w:top w:w="0" w:type="dxa"/>
+        <w:right w:w="108" w:type="dxa"/>
+        <w:bottom w:w="0" w:type="dxa"/>
+      </w:tblCellMar>
       <w:tblBorders>
         <w:top w:val="single" w:color="000000" w:themeColor="text1" w:sz="4" w:space="0"/>
         <w:left w:val="none" w:color="000000" w:themeColor="text1" w:sz="4" w:space="0"/>
         <w:bottom w:val="single" w:color="000000" w:themeColor="text1" w:sz="4" w:space="0"/>
         <w:right w:val="none" w:color="000000" w:themeColor="text1" w:sz="4" w:space="0"/>
       </w:tblBorders>
-      <w:tblCellMar>
-        <w:left w:w="108" w:type="dxa"/>
-        <w:top w:w="0" w:type="dxa"/>
-        <w:right w:w="108" w:type="dxa"/>
-        <w:bottom w:w="0" w:type="dxa"/>
-      </w:tblCellMar>
     </w:tblPr>
     <w:tcPr>
       <w:tcBorders/>
@@ -2210,9 +2163,9 @@
       </w:tcPr>
     </w:tblStylePr>
   </w:style>
-  <w:style w:type="table" w:styleId="721">
+  <w:style w:type="table" w:styleId="725">
     <w:name w:val="Plain Table 3"/>
-    <w:basedOn w:val="911"/>
+    <w:basedOn w:val="915"/>
     <w:uiPriority w:val="99"/>
     <w:pPr>
       <w:pBdr/>
@@ -2440,9 +2393,9 @@
       </w:tcPr>
     </w:tblStylePr>
   </w:style>
-  <w:style w:type="table" w:styleId="722">
+  <w:style w:type="table" w:styleId="726">
     <w:name w:val="Plain Table 4"/>
-    <w:basedOn w:val="911"/>
+    <w:basedOn w:val="915"/>
     <w:uiPriority w:val="99"/>
     <w:pPr>
       <w:pBdr/>
@@ -2656,9 +2609,9 @@
       </w:tcPr>
     </w:tblStylePr>
   </w:style>
-  <w:style w:type="table" w:styleId="723">
+  <w:style w:type="table" w:styleId="727">
     <w:name w:val="Plain Table 5"/>
-    <w:basedOn w:val="911"/>
+    <w:basedOn w:val="915"/>
     <w:uiPriority w:val="99"/>
     <w:pPr>
       <w:pBdr/>
@@ -2889,9 +2842,9 @@
       </w:tcPr>
     </w:tblStylePr>
   </w:style>
-  <w:style w:type="table" w:styleId="724">
+  <w:style w:type="table" w:styleId="728">
     <w:name w:val="Grid Table 1 Light"/>
-    <w:basedOn w:val="911"/>
+    <w:basedOn w:val="915"/>
     <w:uiPriority w:val="99"/>
     <w:pPr>
       <w:pBdr/>
@@ -3112,9 +3065,9 @@
       </w:tcPr>
     </w:tblStylePr>
   </w:style>
-  <w:style w:type="table" w:styleId="725">
+  <w:style w:type="table" w:styleId="729">
     <w:name w:val="Grid Table 1 Light - Accent 1"/>
-    <w:basedOn w:val="911"/>
+    <w:basedOn w:val="915"/>
     <w:uiPriority w:val="99"/>
     <w:pPr>
       <w:pBdr/>
@@ -3335,9 +3288,9 @@
       </w:tcPr>
     </w:tblStylePr>
   </w:style>
-  <w:style w:type="table" w:styleId="726">
+  <w:style w:type="table" w:styleId="730">
     <w:name w:val="Grid Table 1 Light - Accent 2"/>
-    <w:basedOn w:val="911"/>
+    <w:basedOn w:val="915"/>
     <w:uiPriority w:val="99"/>
     <w:pPr>
       <w:pBdr/>
@@ -3558,9 +3511,9 @@
       </w:tcPr>
     </w:tblStylePr>
   </w:style>
-  <w:style w:type="table" w:styleId="727">
+  <w:style w:type="table" w:styleId="731">
     <w:name w:val="Grid Table 1 Light - Accent 3"/>
-    <w:basedOn w:val="911"/>
+    <w:basedOn w:val="915"/>
     <w:uiPriority w:val="99"/>
     <w:pPr>
       <w:pBdr/>
@@ -3781,9 +3734,9 @@
       </w:tcPr>
     </w:tblStylePr>
   </w:style>
-  <w:style w:type="table" w:styleId="728">
+  <w:style w:type="table" w:styleId="732">
     <w:name w:val="Grid Table 1 Light - Accent 4"/>
-    <w:basedOn w:val="911"/>
+    <w:basedOn w:val="915"/>
     <w:uiPriority w:val="99"/>
     <w:pPr>
       <w:pBdr/>
@@ -4004,9 +3957,9 @@
       </w:tcPr>
     </w:tblStylePr>
   </w:style>
-  <w:style w:type="table" w:styleId="729">
+  <w:style w:type="table" w:styleId="733">
     <w:name w:val="Grid Table 1 Light - Accent 5"/>
-    <w:basedOn w:val="911"/>
+    <w:basedOn w:val="915"/>
     <w:uiPriority w:val="99"/>
     <w:pPr>
       <w:pBdr/>
@@ -4227,9 +4180,9 @@
       </w:tcPr>
     </w:tblStylePr>
   </w:style>
-  <w:style w:type="table" w:styleId="730">
+  <w:style w:type="table" w:styleId="734">
     <w:name w:val="Grid Table 1 Light - Accent 6"/>
-    <w:basedOn w:val="911"/>
+    <w:basedOn w:val="915"/>
     <w:uiPriority w:val="99"/>
     <w:pPr>
       <w:pBdr/>
@@ -4450,9 +4403,9 @@
       </w:tcPr>
     </w:tblStylePr>
   </w:style>
-  <w:style w:type="table" w:styleId="731">
+  <w:style w:type="table" w:styleId="735">
     <w:name w:val="Grid Table 2"/>
-    <w:basedOn w:val="911"/>
+    <w:basedOn w:val="915"/>
     <w:uiPriority w:val="99"/>
     <w:pPr>
       <w:pBdr/>
@@ -4682,9 +4635,9 @@
       </w:tcPr>
     </w:tblStylePr>
   </w:style>
-  <w:style w:type="table" w:styleId="732">
+  <w:style w:type="table" w:styleId="736">
     <w:name w:val="Grid Table 2 - Accent 1"/>
-    <w:basedOn w:val="911"/>
+    <w:basedOn w:val="915"/>
     <w:uiPriority w:val="99"/>
     <w:pPr>
       <w:pBdr/>
@@ -4914,9 +4867,9 @@
       </w:tcPr>
     </w:tblStylePr>
   </w:style>
-  <w:style w:type="table" w:styleId="733">
+  <w:style w:type="table" w:styleId="737">
     <w:name w:val="Grid Table 2 - Accent 2"/>
-    <w:basedOn w:val="911"/>
+    <w:basedOn w:val="915"/>
     <w:uiPriority w:val="99"/>
     <w:pPr>
       <w:pBdr/>
@@ -5146,9 +5099,9 @@
       </w:tcPr>
     </w:tblStylePr>
   </w:style>
-  <w:style w:type="table" w:styleId="734">
+  <w:style w:type="table" w:styleId="738">
     <w:name w:val="Grid Table 2 - Accent 3"/>
-    <w:basedOn w:val="911"/>
+    <w:basedOn w:val="915"/>
     <w:uiPriority w:val="99"/>
     <w:pPr>
       <w:pBdr/>
@@ -5378,9 +5331,9 @@
       </w:tcPr>
     </w:tblStylePr>
   </w:style>
-  <w:style w:type="table" w:styleId="735">
+  <w:style w:type="table" w:styleId="739">
     <w:name w:val="Grid Table 2 - Accent 4"/>
-    <w:basedOn w:val="911"/>
+    <w:basedOn w:val="915"/>
     <w:uiPriority w:val="99"/>
     <w:pPr>
       <w:pBdr/>
@@ -5610,9 +5563,9 @@
       </w:tcPr>
     </w:tblStylePr>
   </w:style>
-  <w:style w:type="table" w:styleId="736">
+  <w:style w:type="table" w:styleId="740">
     <w:name w:val="Grid Table 2 - Accent 5"/>
-    <w:basedOn w:val="911"/>
+    <w:basedOn w:val="915"/>
     <w:uiPriority w:val="99"/>
     <w:pPr>
       <w:pBdr/>
@@ -5842,9 +5795,9 @@
       </w:tcPr>
     </w:tblStylePr>
   </w:style>
-  <w:style w:type="table" w:styleId="737">
+  <w:style w:type="table" w:styleId="741">
     <w:name w:val="Grid Table 2 - Accent 6"/>
-    <w:basedOn w:val="911"/>
+    <w:basedOn w:val="915"/>
     <w:uiPriority w:val="99"/>
     <w:pPr>
       <w:pBdr/>
@@ -6074,9 +6027,9 @@
       </w:tcPr>
     </w:tblStylePr>
   </w:style>
-  <w:style w:type="table" w:styleId="738">
+  <w:style w:type="table" w:styleId="742">
     <w:name w:val="Grid Table 3"/>
-    <w:basedOn w:val="911"/>
+    <w:basedOn w:val="915"/>
     <w:uiPriority w:val="99"/>
     <w:pPr>
       <w:pBdr/>
@@ -6319,9 +6272,9 @@
       </w:tcPr>
     </w:tblStylePr>
   </w:style>
-  <w:style w:type="table" w:styleId="739">
+  <w:style w:type="table" w:styleId="743">
     <w:name w:val="Grid Table 3 - Accent 1"/>
-    <w:basedOn w:val="911"/>
+    <w:basedOn w:val="915"/>
     <w:uiPriority w:val="99"/>
     <w:pPr>
       <w:pBdr/>
@@ -6564,9 +6517,9 @@
       </w:tcPr>
     </w:tblStylePr>
   </w:style>
-  <w:style w:type="table" w:styleId="740">
+  <w:style w:type="table" w:styleId="744">
     <w:name w:val="Grid Table 3 - Accent 2"/>
-    <w:basedOn w:val="911"/>
+    <w:basedOn w:val="915"/>
     <w:uiPriority w:val="99"/>
     <w:pPr>
       <w:pBdr/>
@@ -6809,9 +6762,9 @@
       </w:tcPr>
     </w:tblStylePr>
   </w:style>
-  <w:style w:type="table" w:styleId="741">
+  <w:style w:type="table" w:styleId="745">
     <w:name w:val="Grid Table 3 - Accent 3"/>
-    <w:basedOn w:val="911"/>
+    <w:basedOn w:val="915"/>
     <w:uiPriority w:val="99"/>
     <w:pPr>
       <w:pBdr/>
@@ -7054,9 +7007,9 @@
       </w:tcPr>
     </w:tblStylePr>
   </w:style>
-  <w:style w:type="table" w:styleId="742">
+  <w:style w:type="table" w:styleId="746">
     <w:name w:val="Grid Table 3 - Accent 4"/>
-    <w:basedOn w:val="911"/>
+    <w:basedOn w:val="915"/>
     <w:uiPriority w:val="99"/>
     <w:pPr>
       <w:pBdr/>
@@ -7299,9 +7252,9 @@
       </w:tcPr>
     </w:tblStylePr>
   </w:style>
-  <w:style w:type="table" w:styleId="743">
+  <w:style w:type="table" w:styleId="747">
     <w:name w:val="Grid Table 3 - Accent 5"/>
-    <w:basedOn w:val="911"/>
+    <w:basedOn w:val="915"/>
     <w:uiPriority w:val="99"/>
     <w:pPr>
       <w:pBdr/>
@@ -7544,9 +7497,9 @@
       </w:tcPr>
     </w:tblStylePr>
   </w:style>
-  <w:style w:type="table" w:styleId="744">
+  <w:style w:type="table" w:styleId="748">
     <w:name w:val="Grid Table 3 - Accent 6"/>
-    <w:basedOn w:val="911"/>
+    <w:basedOn w:val="915"/>
     <w:uiPriority w:val="99"/>
     <w:pPr>
       <w:pBdr/>
@@ -7789,9 +7742,9 @@
       </w:tcPr>
     </w:tblStylePr>
   </w:style>
-  <w:style w:type="table" w:styleId="745">
+  <w:style w:type="table" w:styleId="749">
     <w:name w:val="Grid Table 4"/>
-    <w:basedOn w:val="911"/>
+    <w:basedOn w:val="915"/>
     <w:uiPriority w:val="59"/>
     <w:pPr>
       <w:pBdr/>
@@ -8022,9 +7975,9 @@
       </w:tcPr>
     </w:tblStylePr>
   </w:style>
-  <w:style w:type="table" w:styleId="746">
+  <w:style w:type="table" w:styleId="750">
     <w:name w:val="Grid Table 4 - Accent 1"/>
-    <w:basedOn w:val="911"/>
+    <w:basedOn w:val="915"/>
     <w:uiPriority w:val="59"/>
     <w:pPr>
       <w:pBdr/>
@@ -8255,9 +8208,9 @@
       </w:tcPr>
     </w:tblStylePr>
   </w:style>
-  <w:style w:type="table" w:styleId="747">
+  <w:style w:type="table" w:styleId="751">
     <w:name w:val="Grid Table 4 - Accent 2"/>
-    <w:basedOn w:val="911"/>
+    <w:basedOn w:val="915"/>
     <w:uiPriority w:val="59"/>
     <w:pPr>
       <w:pBdr/>
@@ -8488,9 +8441,9 @@
       </w:tcPr>
     </w:tblStylePr>
   </w:style>
-  <w:style w:type="table" w:styleId="748">
+  <w:style w:type="table" w:styleId="752">
     <w:name w:val="Grid Table 4 - Accent 3"/>
-    <w:basedOn w:val="911"/>
+    <w:basedOn w:val="915"/>
     <w:uiPriority w:val="59"/>
     <w:pPr>
       <w:pBdr/>
@@ -8721,9 +8674,9 @@
       </w:tcPr>
     </w:tblStylePr>
   </w:style>
-  <w:style w:type="table" w:styleId="749">
+  <w:style w:type="table" w:styleId="753">
     <w:name w:val="Grid Table 4 - Accent 4"/>
-    <w:basedOn w:val="911"/>
+    <w:basedOn w:val="915"/>
     <w:uiPriority w:val="59"/>
     <w:pPr>
       <w:pBdr/>
@@ -8954,9 +8907,9 @@
       </w:tcPr>
     </w:tblStylePr>
   </w:style>
-  <w:style w:type="table" w:styleId="750">
+  <w:style w:type="table" w:styleId="754">
     <w:name w:val="Grid Table 4 - Accent 5"/>
-    <w:basedOn w:val="911"/>
+    <w:basedOn w:val="915"/>
     <w:uiPriority w:val="59"/>
     <w:pPr>
       <w:pBdr/>
@@ -9187,9 +9140,9 @@
       </w:tcPr>
     </w:tblStylePr>
   </w:style>
-  <w:style w:type="table" w:styleId="751">
+  <w:style w:type="table" w:styleId="755">
     <w:name w:val="Grid Table 4 - Accent 6"/>
-    <w:basedOn w:val="911"/>
+    <w:basedOn w:val="915"/>
     <w:uiPriority w:val="59"/>
     <w:pPr>
       <w:pBdr/>
@@ -9420,9 +9373,9 @@
       </w:tcPr>
     </w:tblStylePr>
   </w:style>
-  <w:style w:type="table" w:styleId="752">
+  <w:style w:type="table" w:styleId="756">
     <w:name w:val="Grid Table 5 Dark"/>
-    <w:basedOn w:val="911"/>
+    <w:basedOn w:val="915"/>
     <w:uiPriority w:val="99"/>
     <w:pPr>
       <w:pBdr/>
@@ -9648,9 +9601,9 @@
       </w:tcPr>
     </w:tblStylePr>
   </w:style>
-  <w:style w:type="table" w:styleId="753">
+  <w:style w:type="table" w:styleId="757">
     <w:name w:val="Grid Table 5 Dark- Accent 1"/>
-    <w:basedOn w:val="911"/>
+    <w:basedOn w:val="915"/>
     <w:uiPriority w:val="99"/>
     <w:pPr>
       <w:pBdr/>
@@ -9876,9 +9829,9 @@
       </w:tcPr>
     </w:tblStylePr>
   </w:style>
-  <w:style w:type="table" w:styleId="754">
+  <w:style w:type="table" w:styleId="758">
     <w:name w:val="Grid Table 5 Dark - Accent 2"/>
-    <w:basedOn w:val="911"/>
+    <w:basedOn w:val="915"/>
     <w:uiPriority w:val="99"/>
     <w:pPr>
       <w:pBdr/>
@@ -10104,9 +10057,9 @@
       </w:tcPr>
     </w:tblStylePr>
   </w:style>
-  <w:style w:type="table" w:styleId="755">
+  <w:style w:type="table" w:styleId="759">
     <w:name w:val="Grid Table 5 Dark - Accent 3"/>
-    <w:basedOn w:val="911"/>
+    <w:basedOn w:val="915"/>
     <w:uiPriority w:val="99"/>
     <w:pPr>
       <w:pBdr/>
@@ -10332,9 +10285,9 @@
       </w:tcPr>
     </w:tblStylePr>
   </w:style>
-  <w:style w:type="table" w:styleId="756">
+  <w:style w:type="table" w:styleId="760">
     <w:name w:val="Grid Table 5 Dark- Accent 4"/>
-    <w:basedOn w:val="911"/>
+    <w:basedOn w:val="915"/>
     <w:uiPriority w:val="99"/>
     <w:pPr>
       <w:pBdr/>
@@ -10560,9 +10513,9 @@
       </w:tcPr>
     </w:tblStylePr>
   </w:style>
-  <w:style w:type="table" w:styleId="757">
+  <w:style w:type="table" w:styleId="761">
     <w:name w:val="Grid Table 5 Dark - Accent 5"/>
-    <w:basedOn w:val="911"/>
+    <w:basedOn w:val="915"/>
     <w:uiPriority w:val="99"/>
     <w:pPr>
       <w:pBdr/>
@@ -10788,9 +10741,9 @@
       </w:tcPr>
     </w:tblStylePr>
   </w:style>
-  <w:style w:type="table" w:styleId="758">
+  <w:style w:type="table" w:styleId="762">
     <w:name w:val="Grid Table 5 Dark - Accent 6"/>
-    <w:basedOn w:val="911"/>
+    <w:basedOn w:val="915"/>
     <w:uiPriority w:val="99"/>
     <w:pPr>
       <w:pBdr/>
@@ -11016,9 +10969,9 @@
       </w:tcPr>
     </w:tblStylePr>
   </w:style>
-  <w:style w:type="table" w:styleId="759">
+  <w:style w:type="table" w:styleId="763">
     <w:name w:val="Grid Table 6 Colorful"/>
-    <w:basedOn w:val="911"/>
+    <w:basedOn w:val="915"/>
     <w:uiPriority w:val="99"/>
     <w:pPr>
       <w:pBdr/>
@@ -11246,9 +11199,9 @@
       </w:tcPr>
     </w:tblStylePr>
   </w:style>
-  <w:style w:type="table" w:styleId="760">
+  <w:style w:type="table" w:styleId="764">
     <w:name w:val="Grid Table 6 Colorful - Accent 1"/>
-    <w:basedOn w:val="911"/>
+    <w:basedOn w:val="915"/>
     <w:uiPriority w:val="99"/>
     <w:pPr>
       <w:pBdr/>
@@ -11476,9 +11429,9 @@
       </w:tcPr>
     </w:tblStylePr>
   </w:style>
-  <w:style w:type="table" w:styleId="761">
+  <w:style w:type="table" w:styleId="765">
     <w:name w:val="Grid Table 6 Colorful - Accent 2"/>
-    <w:basedOn w:val="911"/>
+    <w:basedOn w:val="915"/>
     <w:uiPriority w:val="99"/>
     <w:pPr>
       <w:pBdr/>
@@ -11706,9 +11659,9 @@
       </w:tcPr>
     </w:tblStylePr>
   </w:style>
-  <w:style w:type="table" w:styleId="762">
+  <w:style w:type="table" w:styleId="766">
     <w:name w:val="Grid Table 6 Colorful - Accent 3"/>
-    <w:basedOn w:val="911"/>
+    <w:basedOn w:val="915"/>
     <w:uiPriority w:val="99"/>
     <w:pPr>
       <w:pBdr/>
@@ -11936,9 +11889,9 @@
       </w:tcPr>
     </w:tblStylePr>
   </w:style>
-  <w:style w:type="table" w:styleId="763">
+  <w:style w:type="table" w:styleId="767">
     <w:name w:val="Grid Table 6 Colorful - Accent 4"/>
-    <w:basedOn w:val="911"/>
+    <w:basedOn w:val="915"/>
     <w:uiPriority w:val="99"/>
     <w:pPr>
       <w:pBdr/>
@@ -12166,9 +12119,9 @@
       </w:tcPr>
     </w:tblStylePr>
   </w:style>
-  <w:style w:type="table" w:styleId="764">
+  <w:style w:type="table" w:styleId="768">
     <w:name w:val="Grid Table 6 Colorful - Accent 5"/>
-    <w:basedOn w:val="911"/>
+    <w:basedOn w:val="915"/>
     <w:uiPriority w:val="99"/>
     <w:pPr>
       <w:pBdr/>
@@ -12396,9 +12349,9 @@
       </w:tcPr>
     </w:tblStylePr>
   </w:style>
-  <w:style w:type="table" w:styleId="765">
+  <w:style w:type="table" w:styleId="769">
     <w:name w:val="Grid Table 6 Colorful - Accent 6"/>
-    <w:basedOn w:val="911"/>
+    <w:basedOn w:val="915"/>
     <w:uiPriority w:val="99"/>
     <w:pPr>
       <w:pBdr/>
@@ -12626,9 +12579,9 @@
       </w:tcPr>
     </w:tblStylePr>
   </w:style>
-  <w:style w:type="table" w:styleId="766">
+  <w:style w:type="table" w:styleId="770">
     <w:name w:val="Grid Table 7 Colorful"/>
-    <w:basedOn w:val="911"/>
+    <w:basedOn w:val="915"/>
     <w:uiPriority w:val="99"/>
     <w:pPr>
       <w:pBdr/>
@@ -12880,9 +12833,9 @@
       </w:tcPr>
     </w:tblStylePr>
   </w:style>
-  <w:style w:type="table" w:styleId="767">
+  <w:style w:type="table" w:styleId="771">
     <w:name w:val="Grid Table 7 Colorful - Accent 1"/>
-    <w:basedOn w:val="911"/>
+    <w:basedOn w:val="915"/>
     <w:uiPriority w:val="99"/>
     <w:pPr>
       <w:pBdr/>
@@ -13134,9 +13087,9 @@
       </w:tcPr>
     </w:tblStylePr>
   </w:style>
-  <w:style w:type="table" w:styleId="768">
+  <w:style w:type="table" w:styleId="772">
     <w:name w:val="Grid Table 7 Colorful - Accent 2"/>
-    <w:basedOn w:val="911"/>
+    <w:basedOn w:val="915"/>
     <w:uiPriority w:val="99"/>
     <w:pPr>
       <w:pBdr/>
@@ -13388,9 +13341,9 @@
       </w:tcPr>
     </w:tblStylePr>
   </w:style>
-  <w:style w:type="table" w:styleId="769">
+  <w:style w:type="table" w:styleId="773">
     <w:name w:val="Grid Table 7 Colorful - Accent 3"/>
-    <w:basedOn w:val="911"/>
+    <w:basedOn w:val="915"/>
     <w:uiPriority w:val="99"/>
     <w:pPr>
       <w:pBdr/>
@@ -13642,9 +13595,9 @@
       </w:tcPr>
     </w:tblStylePr>
   </w:style>
-  <w:style w:type="table" w:styleId="770">
+  <w:style w:type="table" w:styleId="774">
     <w:name w:val="Grid Table 7 Colorful - Accent 4"/>
-    <w:basedOn w:val="911"/>
+    <w:basedOn w:val="915"/>
     <w:uiPriority w:val="99"/>
     <w:pPr>
       <w:pBdr/>
@@ -13896,9 +13849,9 @@
       </w:tcPr>
     </w:tblStylePr>
   </w:style>
-  <w:style w:type="table" w:styleId="771">
+  <w:style w:type="table" w:styleId="775">
     <w:name w:val="Grid Table 7 Colorful - Accent 5"/>
-    <w:basedOn w:val="911"/>
+    <w:basedOn w:val="915"/>
     <w:uiPriority w:val="99"/>
     <w:pPr>
       <w:pBdr/>
@@ -14150,9 +14103,9 @@
       </w:tcPr>
     </w:tblStylePr>
   </w:style>
-  <w:style w:type="table" w:styleId="772">
+  <w:style w:type="table" w:styleId="776">
     <w:name w:val="Grid Table 7 Colorful - Accent 6"/>
-    <w:basedOn w:val="911"/>
+    <w:basedOn w:val="915"/>
     <w:uiPriority w:val="99"/>
     <w:pPr>
       <w:pBdr/>
@@ -14404,9 +14357,9 @@
       </w:tcPr>
     </w:tblStylePr>
   </w:style>
-  <w:style w:type="table" w:styleId="773">
+  <w:style w:type="table" w:styleId="777">
     <w:name w:val="List Table 1 Light"/>
-    <w:basedOn w:val="911"/>
+    <w:basedOn w:val="915"/>
     <w:uiPriority w:val="99"/>
     <w:pPr>
       <w:pBdr/>
@@ -14620,9 +14573,9 @@
       </w:tcPr>
     </w:tblStylePr>
   </w:style>
-  <w:style w:type="table" w:styleId="774">
+  <w:style w:type="table" w:styleId="778">
     <w:name w:val="List Table 1 Light - Accent 1"/>
-    <w:basedOn w:val="911"/>
+    <w:basedOn w:val="915"/>
     <w:uiPriority w:val="99"/>
     <w:pPr>
       <w:pBdr/>
@@ -14836,9 +14789,9 @@
       </w:tcPr>
     </w:tblStylePr>
   </w:style>
-  <w:style w:type="table" w:styleId="775">
+  <w:style w:type="table" w:styleId="779">
     <w:name w:val="List Table 1 Light - Accent 2"/>
-    <w:basedOn w:val="911"/>
+    <w:basedOn w:val="915"/>
     <w:uiPriority w:val="99"/>
     <w:pPr>
       <w:pBdr/>
@@ -15052,9 +15005,9 @@
       </w:tcPr>
     </w:tblStylePr>
   </w:style>
-  <w:style w:type="table" w:styleId="776">
+  <w:style w:type="table" w:styleId="780">
     <w:name w:val="List Table 1 Light - Accent 3"/>
-    <w:basedOn w:val="911"/>
+    <w:basedOn w:val="915"/>
     <w:uiPriority w:val="99"/>
     <w:pPr>
       <w:pBdr/>
@@ -15268,9 +15221,9 @@
       </w:tcPr>
     </w:tblStylePr>
   </w:style>
-  <w:style w:type="table" w:styleId="777">
+  <w:style w:type="table" w:styleId="781">
     <w:name w:val="List Table 1 Light - Accent 4"/>
-    <w:basedOn w:val="911"/>
+    <w:basedOn w:val="915"/>
     <w:uiPriority w:val="99"/>
     <w:pPr>
       <w:pBdr/>
@@ -15484,9 +15437,9 @@
       </w:tcPr>
     </w:tblStylePr>
   </w:style>
-  <w:style w:type="table" w:styleId="778">
+  <w:style w:type="table" w:styleId="782">
     <w:name w:val="List Table 1 Light - Accent 5"/>
-    <w:basedOn w:val="911"/>
+    <w:basedOn w:val="915"/>
     <w:uiPriority w:val="99"/>
     <w:pPr>
       <w:pBdr/>
@@ -15700,9 +15653,9 @@
       </w:tcPr>
     </w:tblStylePr>
   </w:style>
-  <w:style w:type="table" w:styleId="779">
+  <w:style w:type="table" w:styleId="783">
     <w:name w:val="List Table 1 Light - Accent 6"/>
-    <w:basedOn w:val="911"/>
+    <w:basedOn w:val="915"/>
     <w:uiPriority w:val="99"/>
     <w:pPr>
       <w:pBdr/>
@@ -15916,9 +15869,9 @@
       </w:tcPr>
     </w:tblStylePr>
   </w:style>
-  <w:style w:type="table" w:styleId="780">
+  <w:style w:type="table" w:styleId="784">
     <w:name w:val="List Table 2"/>
-    <w:basedOn w:val="911"/>
+    <w:basedOn w:val="915"/>
     <w:uiPriority w:val="99"/>
     <w:pPr>
       <w:pBdr/>
@@ -16154,9 +16107,9 @@
       </w:tcPr>
     </w:tblStylePr>
   </w:style>
-  <w:style w:type="table" w:styleId="781">
+  <w:style w:type="table" w:styleId="785">
     <w:name w:val="List Table 2 - Accent 1"/>
-    <w:basedOn w:val="911"/>
+    <w:basedOn w:val="915"/>
     <w:uiPriority w:val="99"/>
     <w:pPr>
       <w:pBdr/>
@@ -16392,9 +16345,9 @@
       </w:tcPr>
     </w:tblStylePr>
   </w:style>
-  <w:style w:type="table" w:styleId="782">
+  <w:style w:type="table" w:styleId="786">
     <w:name w:val="List Table 2 - Accent 2"/>
-    <w:basedOn w:val="911"/>
+    <w:basedOn w:val="915"/>
     <w:uiPriority w:val="99"/>
     <w:pPr>
       <w:pBdr/>
@@ -16630,9 +16583,9 @@
       </w:tcPr>
     </w:tblStylePr>
   </w:style>
-  <w:style w:type="table" w:styleId="783">
+  <w:style w:type="table" w:styleId="787">
     <w:name w:val="List Table 2 - Accent 3"/>
-    <w:basedOn w:val="911"/>
+    <w:basedOn w:val="915"/>
     <w:uiPriority w:val="99"/>
     <w:pPr>
       <w:pBdr/>
@@ -16868,9 +16821,9 @@
       </w:tcPr>
     </w:tblStylePr>
   </w:style>
-  <w:style w:type="table" w:styleId="784">
+  <w:style w:type="table" w:styleId="788">
     <w:name w:val="List Table 2 - Accent 4"/>
-    <w:basedOn w:val="911"/>
+    <w:basedOn w:val="915"/>
     <w:uiPriority w:val="99"/>
     <w:pPr>
       <w:pBdr/>
@@ -17106,9 +17059,9 @@
       </w:tcPr>
     </w:tblStylePr>
   </w:style>
-  <w:style w:type="table" w:styleId="785">
+  <w:style w:type="table" w:styleId="789">
     <w:name w:val="List Table 2 - Accent 5"/>
-    <w:basedOn w:val="911"/>
+    <w:basedOn w:val="915"/>
     <w:uiPriority w:val="99"/>
     <w:pPr>
       <w:pBdr/>
@@ -17344,9 +17297,9 @@
       </w:tcPr>
     </w:tblStylePr>
   </w:style>
-  <w:style w:type="table" w:styleId="786">
+  <w:style w:type="table" w:styleId="790">
     <w:name w:val="List Table 2 - Accent 6"/>
-    <w:basedOn w:val="911"/>
+    <w:basedOn w:val="915"/>
     <w:uiPriority w:val="99"/>
     <w:pPr>
       <w:pBdr/>
@@ -17582,9 +17535,9 @@
       </w:tcPr>
     </w:tblStylePr>
   </w:style>
-  <w:style w:type="table" w:styleId="787">
+  <w:style w:type="table" w:styleId="791">
     <w:name w:val="List Table 3"/>
-    <w:basedOn w:val="911"/>
+    <w:basedOn w:val="915"/>
     <w:uiPriority w:val="99"/>
     <w:pPr>
       <w:pBdr/>
@@ -17810,9 +17763,9 @@
       </w:tcPr>
     </w:tblStylePr>
   </w:style>
-  <w:style w:type="table" w:styleId="788">
+  <w:style w:type="table" w:styleId="792">
     <w:name w:val="List Table 3 - Accent 1"/>
-    <w:basedOn w:val="911"/>
+    <w:basedOn w:val="915"/>
     <w:uiPriority w:val="99"/>
     <w:pPr>
       <w:pBdr/>
@@ -18038,9 +17991,9 @@
       </w:tcPr>
     </w:tblStylePr>
   </w:style>
-  <w:style w:type="table" w:styleId="789">
+  <w:style w:type="table" w:styleId="793">
     <w:name w:val="List Table 3 - Accent 2"/>
-    <w:basedOn w:val="911"/>
+    <w:basedOn w:val="915"/>
     <w:uiPriority w:val="99"/>
     <w:pPr>
       <w:pBdr/>
@@ -18266,9 +18219,9 @@
       </w:tcPr>
     </w:tblStylePr>
   </w:style>
-  <w:style w:type="table" w:styleId="790">
+  <w:style w:type="table" w:styleId="794">
     <w:name w:val="List Table 3 - Accent 3"/>
-    <w:basedOn w:val="911"/>
+    <w:basedOn w:val="915"/>
     <w:uiPriority w:val="99"/>
     <w:pPr>
       <w:pBdr/>
@@ -18494,9 +18447,9 @@
       </w:tcPr>
     </w:tblStylePr>
   </w:style>
-  <w:style w:type="table" w:styleId="791">
+  <w:style w:type="table" w:styleId="795">
     <w:name w:val="List Table 3 - Accent 4"/>
-    <w:basedOn w:val="911"/>
+    <w:basedOn w:val="915"/>
     <w:uiPriority w:val="99"/>
     <w:pPr>
       <w:pBdr/>
@@ -18722,9 +18675,9 @@
       </w:tcPr>
     </w:tblStylePr>
   </w:style>
-  <w:style w:type="table" w:styleId="792">
+  <w:style w:type="table" w:styleId="796">
     <w:name w:val="List Table 3 - Accent 5"/>
-    <w:basedOn w:val="911"/>
+    <w:basedOn w:val="915"/>
     <w:uiPriority w:val="99"/>
     <w:pPr>
       <w:pBdr/>
@@ -18950,9 +18903,9 @@
       </w:tcPr>
     </w:tblStylePr>
   </w:style>
-  <w:style w:type="table" w:styleId="793">
+  <w:style w:type="table" w:styleId="797">
     <w:name w:val="List Table 3 - Accent 6"/>
-    <w:basedOn w:val="911"/>
+    <w:basedOn w:val="915"/>
     <w:uiPriority w:val="99"/>
     <w:pPr>
       <w:pBdr/>
@@ -19178,9 +19131,9 @@
       </w:tcPr>
     </w:tblStylePr>
   </w:style>
-  <w:style w:type="table" w:styleId="794">
+  <w:style w:type="table" w:styleId="798">
     <w:name w:val="List Table 4"/>
-    <w:basedOn w:val="911"/>
+    <w:basedOn w:val="915"/>
     <w:uiPriority w:val="99"/>
     <w:pPr>
       <w:pBdr/>
@@ -19403,9 +19356,9 @@
       </w:tcPr>
     </w:tblStylePr>
   </w:style>
-  <w:style w:type="table" w:styleId="795">
+  <w:style w:type="table" w:styleId="799">
     <w:name w:val="List Table 4 - Accent 1"/>
-    <w:basedOn w:val="911"/>
+    <w:basedOn w:val="915"/>
     <w:uiPriority w:val="99"/>
     <w:pPr>
       <w:pBdr/>
@@ -19628,9 +19581,9 @@
       </w:tcPr>
     </w:tblStylePr>
   </w:style>
-  <w:style w:type="table" w:styleId="796">
+  <w:style w:type="table" w:styleId="800">
     <w:name w:val="List Table 4 - Accent 2"/>
-    <w:basedOn w:val="911"/>
+    <w:basedOn w:val="915"/>
     <w:uiPriority w:val="99"/>
     <w:pPr>
       <w:pBdr/>
@@ -19853,9 +19806,9 @@
       </w:tcPr>
     </w:tblStylePr>
   </w:style>
-  <w:style w:type="table" w:styleId="797">
+  <w:style w:type="table" w:styleId="801">
     <w:name w:val="List Table 4 - Accent 3"/>
-    <w:basedOn w:val="911"/>
+    <w:basedOn w:val="915"/>
     <w:uiPriority w:val="99"/>
     <w:pPr>
       <w:pBdr/>
@@ -20078,9 +20031,9 @@
       </w:tcPr>
     </w:tblStylePr>
   </w:style>
-  <w:style w:type="table" w:styleId="798">
+  <w:style w:type="table" w:styleId="802">
     <w:name w:val="List Table 4 - Accent 4"/>
-    <w:basedOn w:val="911"/>
+    <w:basedOn w:val="915"/>
     <w:uiPriority w:val="99"/>
     <w:pPr>
       <w:pBdr/>
@@ -20303,9 +20256,9 @@
       </w:tcPr>
     </w:tblStylePr>
   </w:style>
-  <w:style w:type="table" w:styleId="799">
+  <w:style w:type="table" w:styleId="803">
     <w:name w:val="List Table 4 - Accent 5"/>
-    <w:basedOn w:val="911"/>
+    <w:basedOn w:val="915"/>
     <w:uiPriority w:val="99"/>
     <w:pPr>
       <w:pBdr/>
@@ -20528,9 +20481,9 @@
       </w:tcPr>
     </w:tblStylePr>
   </w:style>
-  <w:style w:type="table" w:styleId="800">
+  <w:style w:type="table" w:styleId="804">
     <w:name w:val="List Table 4 - Accent 6"/>
-    <w:basedOn w:val="911"/>
+    <w:basedOn w:val="915"/>
     <w:uiPriority w:val="99"/>
     <w:pPr>
       <w:pBdr/>
@@ -20753,9 +20706,9 @@
       </w:tcPr>
     </w:tblStylePr>
   </w:style>
-  <w:style w:type="table" w:styleId="801">
+  <w:style w:type="table" w:styleId="805">
     <w:name w:val="List Table 5 Dark"/>
-    <w:basedOn w:val="911"/>
+    <w:basedOn w:val="915"/>
     <w:uiPriority w:val="99"/>
     <w:pPr>
       <w:pBdr/>
@@ -20995,9 +20948,9 @@
       </w:tcPr>
     </w:tblStylePr>
   </w:style>
-  <w:style w:type="table" w:styleId="802">
+  <w:style w:type="table" w:styleId="806">
     <w:name w:val="List Table 5 Dark - Accent 1"/>
-    <w:basedOn w:val="911"/>
+    <w:basedOn w:val="915"/>
     <w:uiPriority w:val="99"/>
     <w:pPr>
       <w:pBdr/>
@@ -21237,9 +21190,9 @@
       </w:tcPr>
     </w:tblStylePr>
   </w:style>
-  <w:style w:type="table" w:styleId="803">
+  <w:style w:type="table" w:styleId="807">
     <w:name w:val="List Table 5 Dark - Accent 2"/>
-    <w:basedOn w:val="911"/>
+    <w:basedOn w:val="915"/>
     <w:uiPriority w:val="99"/>
     <w:pPr>
       <w:pBdr/>
@@ -21479,9 +21432,9 @@
       </w:tcPr>
     </w:tblStylePr>
   </w:style>
-  <w:style w:type="table" w:styleId="804">
+  <w:style w:type="table" w:styleId="808">
     <w:name w:val="List Table 5 Dark - Accent 3"/>
-    <w:basedOn w:val="911"/>
+    <w:basedOn w:val="915"/>
     <w:uiPriority w:val="99"/>
     <w:pPr>
       <w:pBdr/>
@@ -21721,9 +21674,9 @@
       </w:tcPr>
     </w:tblStylePr>
   </w:style>
-  <w:style w:type="table" w:styleId="805">
+  <w:style w:type="table" w:styleId="809">
     <w:name w:val="List Table 5 Dark - Accent 4"/>
-    <w:basedOn w:val="911"/>
+    <w:basedOn w:val="915"/>
     <w:uiPriority w:val="99"/>
     <w:pPr>
       <w:pBdr/>
@@ -21963,9 +21916,9 @@
       </w:tcPr>
     </w:tblStylePr>
   </w:style>
-  <w:style w:type="table" w:styleId="806">
+  <w:style w:type="table" w:styleId="810">
     <w:name w:val="List Table 5 Dark - Accent 5"/>
-    <w:basedOn w:val="911"/>
+    <w:basedOn w:val="915"/>
     <w:uiPriority w:val="99"/>
     <w:pPr>
       <w:pBdr/>
@@ -22205,9 +22158,9 @@
       </w:tcPr>
     </w:tblStylePr>
   </w:style>
-  <w:style w:type="table" w:styleId="807">
+  <w:style w:type="table" w:styleId="811">
     <w:name w:val="List Table 5 Dark - Accent 6"/>
-    <w:basedOn w:val="911"/>
+    <w:basedOn w:val="915"/>
     <w:uiPriority w:val="99"/>
     <w:pPr>
       <w:pBdr/>
@@ -22447,9 +22400,9 @@
       </w:tcPr>
     </w:tblStylePr>
   </w:style>
-  <w:style w:type="table" w:styleId="808">
+  <w:style w:type="table" w:styleId="812">
     <w:name w:val="List Table 6 Colorful"/>
-    <w:basedOn w:val="911"/>
+    <w:basedOn w:val="915"/>
     <w:uiPriority w:val="99"/>
     <w:pPr>
       <w:pBdr/>
@@ -22670,9 +22623,9 @@
       </w:tcPr>
     </w:tblStylePr>
   </w:style>
-  <w:style w:type="table" w:styleId="809">
+  <w:style w:type="table" w:styleId="813">
     <w:name w:val="List Table 6 Colorful - Accent 1"/>
-    <w:basedOn w:val="911"/>
+    <w:basedOn w:val="915"/>
     <w:uiPriority w:val="99"/>
     <w:pPr>
       <w:pBdr/>
@@ -22893,9 +22846,9 @@
       </w:tcPr>
     </w:tblStylePr>
   </w:style>
-  <w:style w:type="table" w:styleId="810">
+  <w:style w:type="table" w:styleId="814">
     <w:name w:val="List Table 6 Colorful - Accent 2"/>
-    <w:basedOn w:val="911"/>
+    <w:basedOn w:val="915"/>
     <w:uiPriority w:val="99"/>
     <w:pPr>
       <w:pBdr/>
@@ -23116,9 +23069,9 @@
       </w:tcPr>
     </w:tblStylePr>
   </w:style>
-  <w:style w:type="table" w:styleId="811">
+  <w:style w:type="table" w:styleId="815">
     <w:name w:val="List Table 6 Colorful - Accent 3"/>
-    <w:basedOn w:val="911"/>
+    <w:basedOn w:val="915"/>
     <w:uiPriority w:val="99"/>
     <w:pPr>
       <w:pBdr/>
@@ -23339,9 +23292,9 @@
       </w:tcPr>
     </w:tblStylePr>
   </w:style>
-  <w:style w:type="table" w:styleId="812">
+  <w:style w:type="table" w:styleId="816">
     <w:name w:val="List Table 6 Colorful - Accent 4"/>
-    <w:basedOn w:val="911"/>
+    <w:basedOn w:val="915"/>
     <w:uiPriority w:val="99"/>
     <w:pPr>
       <w:pBdr/>
@@ -23562,9 +23515,9 @@
       </w:tcPr>
     </w:tblStylePr>
   </w:style>
-  <w:style w:type="table" w:styleId="813">
+  <w:style w:type="table" w:styleId="817">
     <w:name w:val="List Table 6 Colorful - Accent 5"/>
-    <w:basedOn w:val="911"/>
+    <w:basedOn w:val="915"/>
     <w:uiPriority w:val="99"/>
     <w:pPr>
       <w:pBdr/>
@@ -23785,9 +23738,9 @@
       </w:tcPr>
     </w:tblStylePr>
   </w:style>
-  <w:style w:type="table" w:styleId="814">
+  <w:style w:type="table" w:styleId="818">
     <w:name w:val="List Table 6 Colorful - Accent 6"/>
-    <w:basedOn w:val="911"/>
+    <w:basedOn w:val="915"/>
     <w:uiPriority w:val="99"/>
     <w:pPr>
       <w:pBdr/>
@@ -24008,9 +23961,9 @@
       </w:tcPr>
     </w:tblStylePr>
   </w:style>
-  <w:style w:type="table" w:styleId="815">
+  <w:style w:type="table" w:styleId="819">
     <w:name w:val="List Table 7 Colorful"/>
-    <w:basedOn w:val="911"/>
+    <w:basedOn w:val="915"/>
     <w:uiPriority w:val="99"/>
     <w:pPr>
       <w:pBdr/>
@@ -24264,9 +24217,9 @@
       </w:tcPr>
     </w:tblStylePr>
   </w:style>
-  <w:style w:type="table" w:styleId="816">
+  <w:style w:type="table" w:styleId="820">
     <w:name w:val="List Table 7 Colorful - Accent 1"/>
-    <w:basedOn w:val="911"/>
+    <w:basedOn w:val="915"/>
     <w:uiPriority w:val="99"/>
     <w:pPr>
       <w:pBdr/>
@@ -24520,9 +24473,9 @@
       </w:tcPr>
     </w:tblStylePr>
   </w:style>
-  <w:style w:type="table" w:styleId="817">
+  <w:style w:type="table" w:styleId="821">
     <w:name w:val="List Table 7 Colorful - Accent 2"/>
-    <w:basedOn w:val="911"/>
+    <w:basedOn w:val="915"/>
     <w:uiPriority w:val="99"/>
     <w:pPr>
       <w:pBdr/>
@@ -24776,9 +24729,9 @@
       </w:tcPr>
     </w:tblStylePr>
   </w:style>
-  <w:style w:type="table" w:styleId="818">
+  <w:style w:type="table" w:styleId="822">
     <w:name w:val="List Table 7 Colorful - Accent 3"/>
-    <w:basedOn w:val="911"/>
+    <w:basedOn w:val="915"/>
     <w:uiPriority w:val="99"/>
     <w:pPr>
       <w:pBdr/>
@@ -25032,9 +24985,9 @@
       </w:tcPr>
     </w:tblStylePr>
   </w:style>
-  <w:style w:type="table" w:styleId="819">
+  <w:style w:type="table" w:styleId="823">
     <w:name w:val="List Table 7 Colorful - Accent 4"/>
-    <w:basedOn w:val="911"/>
+    <w:basedOn w:val="915"/>
     <w:uiPriority w:val="99"/>
     <w:pPr>
       <w:pBdr/>
@@ -25288,9 +25241,9 @@
       </w:tcPr>
     </w:tblStylePr>
   </w:style>
-  <w:style w:type="table" w:styleId="820">
+  <w:style w:type="table" w:styleId="824">
     <w:name w:val="List Table 7 Colorful - Accent 5"/>
-    <w:basedOn w:val="911"/>
+    <w:basedOn w:val="915"/>
     <w:uiPriority w:val="99"/>
     <w:pPr>
       <w:pBdr/>
@@ -25544,9 +25497,9 @@
       </w:tcPr>
     </w:tblStylePr>
   </w:style>
-  <w:style w:type="table" w:styleId="821">
+  <w:style w:type="table" w:styleId="825">
     <w:name w:val="List Table 7 Colorful - Accent 6"/>
-    <w:basedOn w:val="911"/>
+    <w:basedOn w:val="915"/>
     <w:uiPriority w:val="99"/>
     <w:pPr>
       <w:pBdr/>
@@ -25800,9 +25753,9 @@
       </w:tcPr>
     </w:tblStylePr>
   </w:style>
-  <w:style w:type="table" w:styleId="822">
+  <w:style w:type="table" w:styleId="826">
     <w:name w:val="Lined - Accent"/>
-    <w:basedOn w:val="911"/>
+    <w:basedOn w:val="915"/>
     <w:uiPriority w:val="99"/>
     <w:pPr>
       <w:pBdr/>
@@ -26037,9 +25990,9 @@
       </w:tcPr>
     </w:tblStylePr>
   </w:style>
-  <w:style w:type="table" w:styleId="823">
+  <w:style w:type="table" w:styleId="827">
     <w:name w:val="Lined - Accent 1"/>
-    <w:basedOn w:val="911"/>
+    <w:basedOn w:val="915"/>
     <w:uiPriority w:val="99"/>
     <w:pPr>
       <w:pBdr/>
@@ -26274,9 +26227,9 @@
       </w:tcPr>
     </w:tblStylePr>
   </w:style>
-  <w:style w:type="table" w:styleId="824">
+  <w:style w:type="table" w:styleId="828">
     <w:name w:val="Lined - Accent 2"/>
-    <w:basedOn w:val="911"/>
+    <w:basedOn w:val="915"/>
     <w:uiPriority w:val="99"/>
     <w:pPr>
       <w:pBdr/>
@@ -26511,9 +26464,9 @@
       </w:tcPr>
     </w:tblStylePr>
   </w:style>
-  <w:style w:type="table" w:styleId="825">
+  <w:style w:type="table" w:styleId="829">
     <w:name w:val="Lined - Accent 3"/>
-    <w:basedOn w:val="911"/>
+    <w:basedOn w:val="915"/>
     <w:uiPriority w:val="99"/>
     <w:pPr>
       <w:pBdr/>
@@ -26748,9 +26701,9 @@
       </w:tcPr>
     </w:tblStylePr>
   </w:style>
-  <w:style w:type="table" w:styleId="826">
+  <w:style w:type="table" w:styleId="830">
     <w:name w:val="Lined - Accent 4"/>
-    <w:basedOn w:val="911"/>
+    <w:basedOn w:val="915"/>
     <w:uiPriority w:val="99"/>
     <w:pPr>
       <w:pBdr/>
@@ -26985,9 +26938,9 @@
       </w:tcPr>
     </w:tblStylePr>
   </w:style>
-  <w:style w:type="table" w:styleId="827">
+  <w:style w:type="table" w:styleId="831">
     <w:name w:val="Lined - Accent 5"/>
-    <w:basedOn w:val="911"/>
+    <w:basedOn w:val="915"/>
     <w:uiPriority w:val="99"/>
     <w:pPr>
       <w:pBdr/>
@@ -27222,9 +27175,9 @@
       </w:tcPr>
     </w:tblStylePr>
   </w:style>
-  <w:style w:type="table" w:styleId="828">
+  <w:style w:type="table" w:styleId="832">
     <w:name w:val="Lined - Accent 6"/>
-    <w:basedOn w:val="911"/>
+    <w:basedOn w:val="915"/>
     <w:uiPriority w:val="99"/>
     <w:pPr>
       <w:pBdr/>
@@ -27459,9 +27412,9 @@
       </w:tcPr>
     </w:tblStylePr>
   </w:style>
-  <w:style w:type="table" w:styleId="829">
+  <w:style w:type="table" w:styleId="833">
     <w:name w:val="Bordered &amp; Lined - Accent"/>
-    <w:basedOn w:val="911"/>
+    <w:basedOn w:val="915"/>
     <w:uiPriority w:val="99"/>
     <w:pPr>
       <w:pBdr/>
@@ -27703,9 +27656,9 @@
       </w:tcPr>
     </w:tblStylePr>
   </w:style>
-  <w:style w:type="table" w:styleId="830">
+  <w:style w:type="table" w:styleId="834">
     <w:name w:val="Bordered &amp; Lined - Accent 1"/>
-    <w:basedOn w:val="911"/>
+    <w:basedOn w:val="915"/>
     <w:uiPriority w:val="99"/>
     <w:pPr>
       <w:pBdr/>
@@ -27947,9 +27900,9 @@
       </w:tcPr>
     </w:tblStylePr>
   </w:style>
-  <w:style w:type="table" w:styleId="831">
+  <w:style w:type="table" w:styleId="835">
     <w:name w:val="Bordered &amp; Lined - Accent 2"/>
-    <w:basedOn w:val="911"/>
+    <w:basedOn w:val="915"/>
     <w:uiPriority w:val="99"/>
     <w:pPr>
       <w:pBdr/>
@@ -28191,9 +28144,9 @@
       </w:tcPr>
     </w:tblStylePr>
   </w:style>
-  <w:style w:type="table" w:styleId="832">
+  <w:style w:type="table" w:styleId="836">
     <w:name w:val="Bordered &amp; Lined - Accent 3"/>
-    <w:basedOn w:val="911"/>
+    <w:basedOn w:val="915"/>
     <w:uiPriority w:val="99"/>
     <w:pPr>
       <w:pBdr/>
@@ -28435,9 +28388,9 @@
       </w:tcPr>
     </w:tblStylePr>
   </w:style>
-  <w:style w:type="table" w:styleId="833">
+  <w:style w:type="table" w:styleId="837">
     <w:name w:val="Bordered &amp; Lined - Accent 4"/>
-    <w:basedOn w:val="911"/>
+    <w:basedOn w:val="915"/>
     <w:uiPriority w:val="99"/>
     <w:pPr>
       <w:pBdr/>
@@ -28679,9 +28632,9 @@
       </w:tcPr>
     </w:tblStylePr>
   </w:style>
-  <w:style w:type="table" w:styleId="834">
+  <w:style w:type="table" w:styleId="838">
     <w:name w:val="Bordered &amp; Lined - Accent 5"/>
-    <w:basedOn w:val="911"/>
+    <w:basedOn w:val="915"/>
     <w:uiPriority w:val="99"/>
     <w:pPr>
       <w:pBdr/>
@@ -28923,9 +28876,9 @@
       </w:tcPr>
     </w:tblStylePr>
   </w:style>
-  <w:style w:type="table" w:styleId="835">
+  <w:style w:type="table" w:styleId="839">
     <w:name w:val="Bordered &amp; Lined - Accent 6"/>
-    <w:basedOn w:val="911"/>
+    <w:basedOn w:val="915"/>
     <w:uiPriority w:val="99"/>
     <w:pPr>
       <w:pBdr/>
@@ -29167,9 +29120,9 @@
       </w:tcPr>
     </w:tblStylePr>
   </w:style>
-  <w:style w:type="table" w:styleId="836">
+  <w:style w:type="table" w:styleId="840">
     <w:name w:val="Bordered"/>
-    <w:basedOn w:val="911"/>
+    <w:basedOn w:val="915"/>
     <w:uiPriority w:val="99"/>
     <w:pPr>
       <w:pBdr/>
@@ -29398,9 +29351,9 @@
       </w:tcPr>
     </w:tblStylePr>
   </w:style>
-  <w:style w:type="table" w:styleId="837">
+  <w:style w:type="table" w:styleId="841">
     <w:name w:val="Bordered - Accent 1"/>
-    <w:basedOn w:val="911"/>
+    <w:basedOn w:val="915"/>
     <w:uiPriority w:val="99"/>
     <w:pPr>
       <w:pBdr/>
@@ -29629,9 +29582,9 @@
       </w:tcPr>
     </w:tblStylePr>
   </w:style>
-  <w:style w:type="table" w:styleId="838">
+  <w:style w:type="table" w:styleId="842">
     <w:name w:val="Bordered - Accent 2"/>
-    <w:basedOn w:val="911"/>
+    <w:basedOn w:val="915"/>
     <w:uiPriority w:val="99"/>
     <w:pPr>
       <w:pBdr/>
@@ -29860,9 +29813,9 @@
       </w:tcPr>
     </w:tblStylePr>
   </w:style>
-  <w:style w:type="table" w:styleId="839">
+  <w:style w:type="table" w:styleId="843">
     <w:name w:val="Bordered - Accent 3"/>
-    <w:basedOn w:val="911"/>
+    <w:basedOn w:val="915"/>
     <w:uiPriority w:val="99"/>
     <w:pPr>
       <w:pBdr/>
@@ -30091,9 +30044,9 @@
       </w:tcPr>
     </w:tblStylePr>
   </w:style>
-  <w:style w:type="table" w:styleId="840">
+  <w:style w:type="table" w:styleId="844">
     <w:name w:val="Bordered - Accent 4"/>
-    <w:basedOn w:val="911"/>
+    <w:basedOn w:val="915"/>
     <w:uiPriority w:val="99"/>
     <w:pPr>
       <w:pBdr/>
@@ -30322,9 +30275,9 @@
       </w:tcPr>
     </w:tblStylePr>
   </w:style>
-  <w:style w:type="table" w:styleId="841">
+  <w:style w:type="table" w:styleId="845">
     <w:name w:val="Bordered - Accent 5"/>
-    <w:basedOn w:val="911"/>
+    <w:basedOn w:val="915"/>
     <w:uiPriority w:val="99"/>
     <w:pPr>
       <w:pBdr/>
@@ -30553,9 +30506,9 @@
       </w:tcPr>
     </w:tblStylePr>
   </w:style>
-  <w:style w:type="table" w:styleId="842">
+  <w:style w:type="table" w:styleId="846">
     <w:name w:val="Bordered - Accent 6"/>
-    <w:basedOn w:val="911"/>
+    <w:basedOn w:val="915"/>
     <w:uiPriority w:val="99"/>
     <w:pPr>
       <w:pBdr/>
@@ -30784,11 +30737,11 @@
       </w:tcPr>
     </w:tblStylePr>
   </w:style>
-  <w:style w:type="paragraph" w:styleId="843">
+  <w:style w:type="paragraph" w:styleId="847">
     <w:name w:val="Heading 1"/>
-    <w:basedOn w:val="898"/>
-    <w:next w:val="898"/>
-    <w:link w:val="852"/>
+    <w:basedOn w:val="902"/>
+    <w:next w:val="902"/>
+    <w:link w:val="856"/>
     <w:uiPriority w:val="9"/>
     <w:qFormat/>
     <w:pPr>
@@ -30806,11 +30759,11 @@
       <w:szCs w:val="40"/>
     </w:rPr>
   </w:style>
-  <w:style w:type="paragraph" w:styleId="844">
+  <w:style w:type="paragraph" w:styleId="848">
     <w:name w:val="Heading 2"/>
-    <w:basedOn w:val="898"/>
-    <w:next w:val="898"/>
-    <w:link w:val="853"/>
+    <w:basedOn w:val="902"/>
+    <w:next w:val="902"/>
+    <w:link w:val="857"/>
     <w:uiPriority w:val="9"/>
     <w:unhideWhenUsed/>
     <w:qFormat/>
@@ -30829,11 +30782,11 @@
       <w:szCs w:val="32"/>
     </w:rPr>
   </w:style>
-  <w:style w:type="paragraph" w:styleId="845">
+  <w:style w:type="paragraph" w:styleId="849">
     <w:name w:val="Heading 3"/>
-    <w:basedOn w:val="898"/>
-    <w:next w:val="898"/>
-    <w:link w:val="854"/>
+    <w:basedOn w:val="902"/>
+    <w:next w:val="902"/>
+    <w:link w:val="858"/>
     <w:uiPriority w:val="9"/>
     <w:unhideWhenUsed/>
     <w:qFormat/>
@@ -30852,11 +30805,11 @@
       <w:szCs w:val="28"/>
     </w:rPr>
   </w:style>
-  <w:style w:type="paragraph" w:styleId="846">
+  <w:style w:type="paragraph" w:styleId="850">
     <w:name w:val="Heading 4"/>
-    <w:basedOn w:val="898"/>
-    <w:next w:val="898"/>
-    <w:link w:val="855"/>
+    <w:basedOn w:val="902"/>
+    <w:next w:val="902"/>
+    <w:link w:val="859"/>
     <w:uiPriority w:val="9"/>
     <w:unhideWhenUsed/>
     <w:qFormat/>
@@ -30875,11 +30828,11 @@
       <w:color w:val="0f4761" w:themeColor="accent1" w:themeShade="BF"/>
     </w:rPr>
   </w:style>
-  <w:style w:type="paragraph" w:styleId="847">
+  <w:style w:type="paragraph" w:styleId="851">
     <w:name w:val="Heading 5"/>
-    <w:basedOn w:val="898"/>
-    <w:next w:val="898"/>
-    <w:link w:val="856"/>
+    <w:basedOn w:val="902"/>
+    <w:next w:val="902"/>
+    <w:link w:val="860"/>
     <w:uiPriority w:val="9"/>
     <w:unhideWhenUsed/>
     <w:qFormat/>
@@ -30896,11 +30849,11 @@
       <w:color w:val="0f4761" w:themeColor="accent1" w:themeShade="BF"/>
     </w:rPr>
   </w:style>
-  <w:style w:type="paragraph" w:styleId="848">
+  <w:style w:type="paragraph" w:styleId="852">
     <w:name w:val="Heading 6"/>
-    <w:basedOn w:val="898"/>
-    <w:next w:val="898"/>
-    <w:link w:val="857"/>
+    <w:basedOn w:val="902"/>
+    <w:next w:val="902"/>
+    <w:link w:val="861"/>
     <w:uiPriority w:val="9"/>
     <w:unhideWhenUsed/>
     <w:qFormat/>
@@ -30919,11 +30872,11 @@
       <w:color w:val="595959" w:themeColor="text1" w:themeTint="A6"/>
     </w:rPr>
   </w:style>
-  <w:style w:type="paragraph" w:styleId="849">
+  <w:style w:type="paragraph" w:styleId="853">
     <w:name w:val="Heading 7"/>
-    <w:basedOn w:val="898"/>
-    <w:next w:val="898"/>
-    <w:link w:val="858"/>
+    <w:basedOn w:val="902"/>
+    <w:next w:val="902"/>
+    <w:link w:val="862"/>
     <w:uiPriority w:val="9"/>
     <w:unhideWhenUsed/>
     <w:qFormat/>
@@ -30940,11 +30893,11 @@
       <w:color w:val="595959" w:themeColor="text1" w:themeTint="A6"/>
     </w:rPr>
   </w:style>
-  <w:style w:type="paragraph" w:styleId="850">
+  <w:style w:type="paragraph" w:styleId="854">
     <w:name w:val="Heading 8"/>
-    <w:basedOn w:val="898"/>
-    <w:next w:val="898"/>
-    <w:link w:val="859"/>
+    <w:basedOn w:val="902"/>
+    <w:next w:val="902"/>
+    <w:link w:val="863"/>
     <w:uiPriority w:val="9"/>
     <w:unhideWhenUsed/>
     <w:qFormat/>
@@ -30963,11 +30916,11 @@
       <w:color w:val="272727" w:themeColor="text1" w:themeTint="D8"/>
     </w:rPr>
   </w:style>
-  <w:style w:type="paragraph" w:styleId="851">
+  <w:style w:type="paragraph" w:styleId="855">
     <w:name w:val="Heading 9"/>
-    <w:basedOn w:val="898"/>
-    <w:next w:val="898"/>
-    <w:link w:val="860"/>
+    <w:basedOn w:val="902"/>
+    <w:next w:val="902"/>
+    <w:link w:val="864"/>
     <w:uiPriority w:val="9"/>
     <w:unhideWhenUsed/>
     <w:qFormat/>
@@ -30986,10 +30939,10 @@
       <w:color w:val="272727" w:themeColor="text1" w:themeTint="D8"/>
     </w:rPr>
   </w:style>
-  <w:style w:type="character" w:styleId="852">
+  <w:style w:type="character" w:styleId="856">
     <w:name w:val="Heading 1 Char"/>
-    <w:basedOn w:val="899"/>
-    <w:link w:val="843"/>
+    <w:basedOn w:val="903"/>
+    <w:link w:val="847"/>
     <w:uiPriority w:val="9"/>
     <w:pPr>
       <w:pBdr/>
@@ -31003,10 +30956,10 @@
       <w:szCs w:val="40"/>
     </w:rPr>
   </w:style>
-  <w:style w:type="character" w:styleId="853">
+  <w:style w:type="character" w:styleId="857">
     <w:name w:val="Heading 2 Char"/>
-    <w:basedOn w:val="899"/>
-    <w:link w:val="844"/>
+    <w:basedOn w:val="903"/>
+    <w:link w:val="848"/>
     <w:uiPriority w:val="9"/>
     <w:pPr>
       <w:pBdr/>
@@ -31020,10 +30973,10 @@
       <w:szCs w:val="32"/>
     </w:rPr>
   </w:style>
-  <w:style w:type="character" w:styleId="854">
+  <w:style w:type="character" w:styleId="858">
     <w:name w:val="Heading 3 Char"/>
-    <w:basedOn w:val="899"/>
-    <w:link w:val="845"/>
+    <w:basedOn w:val="903"/>
+    <w:link w:val="849"/>
     <w:uiPriority w:val="9"/>
     <w:pPr>
       <w:pBdr/>
@@ -31037,10 +30990,10 @@
       <w:szCs w:val="28"/>
     </w:rPr>
   </w:style>
-  <w:style w:type="character" w:styleId="855">
+  <w:style w:type="character" w:styleId="859">
     <w:name w:val="Heading 4 Char"/>
-    <w:basedOn w:val="899"/>
-    <w:link w:val="846"/>
+    <w:basedOn w:val="903"/>
+    <w:link w:val="850"/>
     <w:uiPriority w:val="9"/>
     <w:pPr>
       <w:pBdr/>
@@ -31054,10 +31007,10 @@
       <w:color w:val="0f4761" w:themeColor="accent1" w:themeShade="BF"/>
     </w:rPr>
   </w:style>
-  <w:style w:type="character" w:styleId="856">
+  <w:style w:type="character" w:styleId="860">
     <w:name w:val="Heading 5 Char"/>
-    <w:basedOn w:val="899"/>
-    <w:link w:val="847"/>
+    <w:basedOn w:val="903"/>
+    <w:link w:val="851"/>
     <w:uiPriority w:val="9"/>
     <w:pPr>
       <w:pBdr/>
@@ -31069,10 +31022,10 @@
       <w:color w:val="0f4761" w:themeColor="accent1" w:themeShade="BF"/>
     </w:rPr>
   </w:style>
-  <w:style w:type="character" w:styleId="857">
+  <w:style w:type="character" w:styleId="861">
     <w:name w:val="Heading 6 Char"/>
-    <w:basedOn w:val="899"/>
-    <w:link w:val="848"/>
+    <w:basedOn w:val="903"/>
+    <w:link w:val="852"/>
     <w:uiPriority w:val="9"/>
     <w:pPr>
       <w:pBdr/>
@@ -31086,10 +31039,10 @@
       <w:color w:val="595959" w:themeColor="text1" w:themeTint="A6"/>
     </w:rPr>
   </w:style>
-  <w:style w:type="character" w:styleId="858">
+  <w:style w:type="character" w:styleId="862">
     <w:name w:val="Heading 7 Char"/>
-    <w:basedOn w:val="899"/>
-    <w:link w:val="849"/>
+    <w:basedOn w:val="903"/>
+    <w:link w:val="853"/>
     <w:uiPriority w:val="9"/>
     <w:pPr>
       <w:pBdr/>
@@ -31101,10 +31054,10 @@
       <w:color w:val="595959" w:themeColor="text1" w:themeTint="A6"/>
     </w:rPr>
   </w:style>
-  <w:style w:type="character" w:styleId="859">
+  <w:style w:type="character" w:styleId="863">
     <w:name w:val="Heading 8 Char"/>
-    <w:basedOn w:val="899"/>
-    <w:link w:val="850"/>
+    <w:basedOn w:val="903"/>
+    <w:link w:val="854"/>
     <w:uiPriority w:val="9"/>
     <w:pPr>
       <w:pBdr/>
@@ -31118,10 +31071,10 @@
       <w:color w:val="272727" w:themeColor="text1" w:themeTint="D8"/>
     </w:rPr>
   </w:style>
-  <w:style w:type="character" w:styleId="860">
+  <w:style w:type="character" w:styleId="864">
     <w:name w:val="Heading 9 Char"/>
-    <w:basedOn w:val="899"/>
-    <w:link w:val="851"/>
+    <w:basedOn w:val="903"/>
+    <w:link w:val="855"/>
     <w:uiPriority w:val="9"/>
     <w:pPr>
       <w:pBdr/>
@@ -31135,11 +31088,11 @@
       <w:color w:val="272727" w:themeColor="text1" w:themeTint="D8"/>
     </w:rPr>
   </w:style>
-  <w:style w:type="paragraph" w:styleId="861">
+  <w:style w:type="paragraph" w:styleId="865">
     <w:name w:val="Title"/>
-    <w:basedOn w:val="898"/>
-    <w:next w:val="898"/>
-    <w:link w:val="862"/>
+    <w:basedOn w:val="902"/>
+    <w:next w:val="902"/>
+    <w:link w:val="866"/>
     <w:uiPriority w:val="10"/>
     <w:qFormat/>
     <w:pPr>
@@ -31155,10 +31108,10 @@
       <w:szCs w:val="56"/>
     </w:rPr>
   </w:style>
-  <w:style w:type="character" w:styleId="862">
+  <w:style w:type="character" w:styleId="866">
     <w:name w:val="Title Char"/>
-    <w:basedOn w:val="899"/>
-    <w:link w:val="861"/>
+    <w:basedOn w:val="903"/>
+    <w:link w:val="865"/>
     <w:uiPriority w:val="10"/>
     <w:pPr>
       <w:pBdr/>
@@ -31172,11 +31125,11 @@
       <w:szCs w:val="56"/>
     </w:rPr>
   </w:style>
-  <w:style w:type="paragraph" w:styleId="863">
+  <w:style w:type="paragraph" w:styleId="867">
     <w:name w:val="Subtitle"/>
-    <w:basedOn w:val="898"/>
-    <w:next w:val="898"/>
-    <w:link w:val="864"/>
+    <w:basedOn w:val="902"/>
+    <w:next w:val="902"/>
+    <w:link w:val="868"/>
     <w:uiPriority w:val="11"/>
     <w:qFormat/>
     <w:pPr>
@@ -31194,10 +31147,10 @@
       <w:szCs w:val="28"/>
     </w:rPr>
   </w:style>
-  <w:style w:type="character" w:styleId="864">
+  <w:style w:type="character" w:styleId="868">
     <w:name w:val="Subtitle Char"/>
-    <w:basedOn w:val="899"/>
-    <w:link w:val="863"/>
+    <w:basedOn w:val="903"/>
+    <w:link w:val="867"/>
     <w:uiPriority w:val="11"/>
     <w:pPr>
       <w:pBdr/>
@@ -31211,11 +31164,11 @@
       <w:szCs w:val="28"/>
     </w:rPr>
   </w:style>
-  <w:style w:type="paragraph" w:styleId="865">
+  <w:style w:type="paragraph" w:styleId="869">
     <w:name w:val="Quote"/>
-    <w:basedOn w:val="898"/>
-    <w:next w:val="898"/>
-    <w:link w:val="866"/>
+    <w:basedOn w:val="902"/>
+    <w:next w:val="902"/>
+    <w:link w:val="870"/>
     <w:uiPriority w:val="29"/>
     <w:qFormat/>
     <w:pPr>
@@ -31230,10 +31183,10 @@
       <w:color w:val="404040" w:themeColor="text1" w:themeTint="BF"/>
     </w:rPr>
   </w:style>
-  <w:style w:type="character" w:styleId="866">
+  <w:style w:type="character" w:styleId="870">
     <w:name w:val="Quote Char"/>
-    <w:basedOn w:val="899"/>
-    <w:link w:val="865"/>
+    <w:basedOn w:val="903"/>
+    <w:link w:val="869"/>
     <w:uiPriority w:val="29"/>
     <w:pPr>
       <w:pBdr/>
@@ -31246,9 +31199,9 @@
       <w:color w:val="404040" w:themeColor="text1" w:themeTint="BF"/>
     </w:rPr>
   </w:style>
-  <w:style w:type="paragraph" w:styleId="867">
+  <w:style w:type="paragraph" w:styleId="871">
     <w:name w:val="List Paragraph"/>
-    <w:basedOn w:val="898"/>
+    <w:basedOn w:val="902"/>
     <w:uiPriority w:val="34"/>
     <w:qFormat/>
     <w:pPr>
@@ -31258,9 +31211,9 @@
       <w:contextualSpacing w:val="true"/>
     </w:pPr>
   </w:style>
-  <w:style w:type="character" w:styleId="868">
+  <w:style w:type="character" w:styleId="872">
     <w:name w:val="Intense Emphasis"/>
-    <w:basedOn w:val="899"/>
+    <w:basedOn w:val="903"/>
     <w:uiPriority w:val="21"/>
     <w:qFormat/>
     <w:pPr>
@@ -31274,11 +31227,11 @@
       <w:color w:val="0f4761" w:themeColor="accent1" w:themeShade="BF"/>
     </w:rPr>
   </w:style>
-  <w:style w:type="paragraph" w:styleId="869">
+  <w:style w:type="paragraph" w:styleId="873">
     <w:name w:val="Intense Quote"/>
-    <w:basedOn w:val="898"/>
-    <w:next w:val="898"/>
-    <w:link w:val="870"/>
+    <w:basedOn w:val="902"/>
+    <w:next w:val="902"/>
+    <w:link w:val="874"/>
     <w:uiPriority w:val="30"/>
     <w:qFormat/>
     <w:pPr>
@@ -31296,10 +31249,10 @@
       <w:color w:val="0f4761" w:themeColor="accent1" w:themeShade="BF"/>
     </w:rPr>
   </w:style>
-  <w:style w:type="character" w:styleId="870">
+  <w:style w:type="character" w:styleId="874">
     <w:name w:val="Intense Quote Char"/>
-    <w:basedOn w:val="899"/>
-    <w:link w:val="869"/>
+    <w:basedOn w:val="903"/>
+    <w:link w:val="873"/>
     <w:uiPriority w:val="30"/>
     <w:pPr>
       <w:pBdr/>
@@ -31312,9 +31265,9 @@
       <w:color w:val="0f4761" w:themeColor="accent1" w:themeShade="BF"/>
     </w:rPr>
   </w:style>
-  <w:style w:type="character" w:styleId="871">
+  <w:style w:type="character" w:styleId="875">
     <w:name w:val="Intense Reference"/>
-    <w:basedOn w:val="899"/>
+    <w:basedOn w:val="903"/>
     <w:uiPriority w:val="32"/>
     <w:qFormat/>
     <w:pPr>
@@ -31330,9 +31283,9 @@
       <w:spacing w:val="5"/>
     </w:rPr>
   </w:style>
-  <w:style w:type="paragraph" w:styleId="872">
+  <w:style w:type="paragraph" w:styleId="876">
     <w:name w:val="No Spacing"/>
-    <w:basedOn w:val="898"/>
+    <w:basedOn w:val="902"/>
     <w:uiPriority w:val="1"/>
     <w:qFormat/>
     <w:pPr>
@@ -31341,9 +31294,9 @@
       <w:ind/>
     </w:pPr>
   </w:style>
-  <w:style w:type="character" w:styleId="873">
+  <w:style w:type="character" w:styleId="877">
     <w:name w:val="Subtle Emphasis"/>
-    <w:basedOn w:val="899"/>
+    <w:basedOn w:val="903"/>
     <w:uiPriority w:val="19"/>
     <w:qFormat/>
     <w:pPr>
@@ -31357,9 +31310,9 @@
       <w:color w:val="404040" w:themeColor="text1" w:themeTint="BF"/>
     </w:rPr>
   </w:style>
-  <w:style w:type="character" w:styleId="874">
+  <w:style w:type="character" w:styleId="878">
     <w:name w:val="Emphasis"/>
-    <w:basedOn w:val="899"/>
+    <w:basedOn w:val="903"/>
     <w:uiPriority w:val="20"/>
     <w:qFormat/>
     <w:pPr>
@@ -31372,9 +31325,9 @@
       <w:iCs/>
     </w:rPr>
   </w:style>
-  <w:style w:type="character" w:styleId="875">
+  <w:style w:type="character" w:styleId="879">
     <w:name w:val="Strong"/>
-    <w:basedOn w:val="899"/>
+    <w:basedOn w:val="903"/>
     <w:uiPriority w:val="22"/>
     <w:qFormat/>
     <w:pPr>
@@ -31387,9 +31340,9 @@
       <w:bCs/>
     </w:rPr>
   </w:style>
-  <w:style w:type="character" w:styleId="876">
+  <w:style w:type="character" w:styleId="880">
     <w:name w:val="Subtle Reference"/>
-    <w:basedOn w:val="899"/>
+    <w:basedOn w:val="903"/>
     <w:uiPriority w:val="31"/>
     <w:qFormat/>
     <w:pPr>
@@ -31402,9 +31355,9 @@
       <w:color w:val="5a5a5a" w:themeColor="text1" w:themeTint="A5"/>
     </w:rPr>
   </w:style>
-  <w:style w:type="character" w:styleId="877">
+  <w:style w:type="character" w:styleId="881">
     <w:name w:val="Book Title"/>
-    <w:basedOn w:val="899"/>
+    <w:basedOn w:val="903"/>
     <w:uiPriority w:val="33"/>
     <w:qFormat/>
     <w:pPr>
@@ -31420,10 +31373,10 @@
       <w:spacing w:val="5"/>
     </w:rPr>
   </w:style>
-  <w:style w:type="character" w:styleId="878">
+  <w:style w:type="character" w:styleId="882">
     <w:name w:val="Header Char"/>
-    <w:basedOn w:val="899"/>
-    <w:link w:val="908"/>
+    <w:basedOn w:val="903"/>
+    <w:link w:val="912"/>
     <w:uiPriority w:val="99"/>
     <w:pPr>
       <w:pBdr/>
@@ -31431,10 +31384,10 @@
       <w:ind/>
     </w:pPr>
   </w:style>
-  <w:style w:type="character" w:styleId="879">
+  <w:style w:type="character" w:styleId="883">
     <w:name w:val="Footer Char"/>
-    <w:basedOn w:val="899"/>
-    <w:link w:val="909"/>
+    <w:basedOn w:val="903"/>
+    <w:link w:val="913"/>
     <w:uiPriority w:val="99"/>
     <w:pPr>
       <w:pBdr/>
@@ -31442,10 +31395,10 @@
       <w:ind/>
     </w:pPr>
   </w:style>
-  <w:style w:type="paragraph" w:styleId="880">
+  <w:style w:type="paragraph" w:styleId="884">
     <w:name w:val="footnote text"/>
-    <w:basedOn w:val="898"/>
-    <w:link w:val="881"/>
+    <w:basedOn w:val="902"/>
+    <w:link w:val="885"/>
     <w:uiPriority w:val="99"/>
     <w:semiHidden/>
     <w:unhideWhenUsed/>
@@ -31459,10 +31412,10 @@
       <w:szCs w:val="20"/>
     </w:rPr>
   </w:style>
-  <w:style w:type="character" w:styleId="881">
+  <w:style w:type="character" w:styleId="885">
     <w:name w:val="Footnote Text Char"/>
-    <w:basedOn w:val="899"/>
-    <w:link w:val="880"/>
+    <w:basedOn w:val="903"/>
+    <w:link w:val="884"/>
     <w:uiPriority w:val="99"/>
     <w:semiHidden/>
     <w:pPr>
@@ -31475,9 +31428,9 @@
       <w:szCs w:val="20"/>
     </w:rPr>
   </w:style>
-  <w:style w:type="character" w:styleId="882">
+  <w:style w:type="character" w:styleId="886">
     <w:name w:val="footnote reference"/>
-    <w:basedOn w:val="899"/>
+    <w:basedOn w:val="903"/>
     <w:uiPriority w:val="99"/>
     <w:semiHidden/>
     <w:unhideWhenUsed/>
@@ -31490,10 +31443,10 @@
       <w:vertAlign w:val="superscript"/>
     </w:rPr>
   </w:style>
-  <w:style w:type="paragraph" w:styleId="883">
+  <w:style w:type="paragraph" w:styleId="887">
     <w:name w:val="endnote text"/>
-    <w:basedOn w:val="898"/>
-    <w:link w:val="884"/>
+    <w:basedOn w:val="902"/>
+    <w:link w:val="888"/>
     <w:uiPriority w:val="99"/>
     <w:semiHidden/>
     <w:unhideWhenUsed/>
@@ -31507,10 +31460,10 @@
       <w:szCs w:val="20"/>
     </w:rPr>
   </w:style>
-  <w:style w:type="character" w:styleId="884">
+  <w:style w:type="character" w:styleId="888">
     <w:name w:val="Endnote Text Char"/>
-    <w:basedOn w:val="899"/>
-    <w:link w:val="883"/>
+    <w:basedOn w:val="903"/>
+    <w:link w:val="887"/>
     <w:uiPriority w:val="99"/>
     <w:semiHidden/>
     <w:pPr>
@@ -31523,9 +31476,9 @@
       <w:szCs w:val="20"/>
     </w:rPr>
   </w:style>
-  <w:style w:type="character" w:styleId="885">
+  <w:style w:type="character" w:styleId="889">
     <w:name w:val="endnote reference"/>
-    <w:basedOn w:val="899"/>
+    <w:basedOn w:val="903"/>
     <w:uiPriority w:val="99"/>
     <w:semiHidden/>
     <w:unhideWhenUsed/>
@@ -31538,9 +31491,9 @@
       <w:vertAlign w:val="superscript"/>
     </w:rPr>
   </w:style>
-  <w:style w:type="character" w:styleId="886">
+  <w:style w:type="character" w:styleId="890">
     <w:name w:val="FollowedHyperlink"/>
-    <w:basedOn w:val="899"/>
+    <w:basedOn w:val="903"/>
     <w:uiPriority w:val="99"/>
     <w:semiHidden/>
     <w:unhideWhenUsed/>
@@ -31554,10 +31507,10 @@
       <w:u w:val="single"/>
     </w:rPr>
   </w:style>
-  <w:style w:type="paragraph" w:styleId="887">
+  <w:style w:type="paragraph" w:styleId="891">
     <w:name w:val="toc 1"/>
-    <w:basedOn w:val="898"/>
-    <w:next w:val="898"/>
+    <w:basedOn w:val="902"/>
+    <w:next w:val="902"/>
     <w:uiPriority w:val="39"/>
     <w:unhideWhenUsed/>
     <w:pPr>
@@ -31566,10 +31519,10 @@
       <w:ind/>
     </w:pPr>
   </w:style>
-  <w:style w:type="paragraph" w:styleId="888">
+  <w:style w:type="paragraph" w:styleId="892">
     <w:name w:val="toc 2"/>
-    <w:basedOn w:val="898"/>
-    <w:next w:val="898"/>
+    <w:basedOn w:val="902"/>
+    <w:next w:val="902"/>
     <w:uiPriority w:val="39"/>
     <w:unhideWhenUsed/>
     <w:pPr>
@@ -31578,10 +31531,10 @@
       <w:ind w:left="220"/>
     </w:pPr>
   </w:style>
-  <w:style w:type="paragraph" w:styleId="889">
+  <w:style w:type="paragraph" w:styleId="893">
     <w:name w:val="toc 3"/>
-    <w:basedOn w:val="898"/>
-    <w:next w:val="898"/>
+    <w:basedOn w:val="902"/>
+    <w:next w:val="902"/>
     <w:uiPriority w:val="39"/>
     <w:unhideWhenUsed/>
     <w:pPr>
@@ -31590,10 +31543,10 @@
       <w:ind w:left="440"/>
     </w:pPr>
   </w:style>
-  <w:style w:type="paragraph" w:styleId="890">
+  <w:style w:type="paragraph" w:styleId="894">
     <w:name w:val="toc 4"/>
-    <w:basedOn w:val="898"/>
-    <w:next w:val="898"/>
+    <w:basedOn w:val="902"/>
+    <w:next w:val="902"/>
     <w:uiPriority w:val="39"/>
     <w:unhideWhenUsed/>
     <w:pPr>
@@ -31602,10 +31555,10 @@
       <w:ind w:left="660"/>
     </w:pPr>
   </w:style>
-  <w:style w:type="paragraph" w:styleId="891">
+  <w:style w:type="paragraph" w:styleId="895">
     <w:name w:val="toc 5"/>
-    <w:basedOn w:val="898"/>
-    <w:next w:val="898"/>
+    <w:basedOn w:val="902"/>
+    <w:next w:val="902"/>
     <w:uiPriority w:val="39"/>
     <w:unhideWhenUsed/>
     <w:pPr>
@@ -31614,10 +31567,10 @@
       <w:ind w:left="880"/>
     </w:pPr>
   </w:style>
-  <w:style w:type="paragraph" w:styleId="892">
+  <w:style w:type="paragraph" w:styleId="896">
     <w:name w:val="toc 6"/>
-    <w:basedOn w:val="898"/>
-    <w:next w:val="898"/>
+    <w:basedOn w:val="902"/>
+    <w:next w:val="902"/>
     <w:uiPriority w:val="39"/>
     <w:unhideWhenUsed/>
     <w:pPr>
@@ -31626,10 +31579,10 @@
       <w:ind w:left="1100"/>
     </w:pPr>
   </w:style>
-  <w:style w:type="paragraph" w:styleId="893">
+  <w:style w:type="paragraph" w:styleId="897">
     <w:name w:val="toc 7"/>
-    <w:basedOn w:val="898"/>
-    <w:next w:val="898"/>
+    <w:basedOn w:val="902"/>
+    <w:next w:val="902"/>
     <w:uiPriority w:val="39"/>
     <w:unhideWhenUsed/>
     <w:pPr>
@@ -31638,10 +31591,10 @@
       <w:ind w:left="1320"/>
     </w:pPr>
   </w:style>
-  <w:style w:type="paragraph" w:styleId="894">
+  <w:style w:type="paragraph" w:styleId="898">
     <w:name w:val="toc 8"/>
-    <w:basedOn w:val="898"/>
-    <w:next w:val="898"/>
+    <w:basedOn w:val="902"/>
+    <w:next w:val="902"/>
     <w:uiPriority w:val="39"/>
     <w:unhideWhenUsed/>
     <w:pPr>
@@ -31650,10 +31603,10 @@
       <w:ind w:left="1540"/>
     </w:pPr>
   </w:style>
-  <w:style w:type="paragraph" w:styleId="895">
+  <w:style w:type="paragraph" w:styleId="899">
     <w:name w:val="toc 9"/>
-    <w:basedOn w:val="898"/>
-    <w:next w:val="898"/>
+    <w:basedOn w:val="902"/>
+    <w:next w:val="902"/>
     <w:uiPriority w:val="39"/>
     <w:unhideWhenUsed/>
     <w:pPr>
@@ -31662,7 +31615,7 @@
       <w:ind w:left="1760"/>
     </w:pPr>
   </w:style>
-  <w:style w:type="paragraph" w:styleId="896">
+  <w:style w:type="paragraph" w:styleId="900">
     <w:name w:val="TOC Heading"/>
     <w:uiPriority w:val="39"/>
     <w:unhideWhenUsed/>
@@ -31672,10 +31625,10 @@
       <w:ind/>
     </w:pPr>
   </w:style>
-  <w:style w:type="paragraph" w:styleId="897">
+  <w:style w:type="paragraph" w:styleId="901">
     <w:name w:val="table of figures"/>
-    <w:basedOn w:val="898"/>
-    <w:next w:val="898"/>
+    <w:basedOn w:val="902"/>
+    <w:next w:val="902"/>
     <w:uiPriority w:val="99"/>
     <w:unhideWhenUsed/>
     <w:pPr>
@@ -31684,7 +31637,7 @@
       <w:ind/>
     </w:pPr>
   </w:style>
-  <w:style w:type="paragraph" w:styleId="898" w:default="1">
+  <w:style w:type="paragraph" w:styleId="902" w:default="1">
     <w:name w:val="Normal"/>
     <w:qFormat/>
     <w:pPr>
@@ -31704,7 +31657,7 @@
       <w:lang w:val="ru-RU" w:eastAsia="ru-RU" w:bidi="ar-SA"/>
     </w:rPr>
   </w:style>
-  <w:style w:type="character" w:styleId="899" w:default="1">
+  <w:style w:type="character" w:styleId="903" w:default="1">
     <w:name w:val="Default Paragraph Font"/>
     <w:uiPriority w:val="1"/>
     <w:semiHidden/>
@@ -31716,7 +31669,7 @@
       <w:ind/>
     </w:pPr>
   </w:style>
-  <w:style w:type="character" w:styleId="900">
+  <w:style w:type="character" w:styleId="904">
     <w:name w:val="Hyperlink"/>
     <w:pPr>
       <w:pBdr/>
@@ -31727,10 +31680,10 @@
       <w:u w:val="single"/>
     </w:rPr>
   </w:style>
-  <w:style w:type="paragraph" w:styleId="901">
+  <w:style w:type="paragraph" w:styleId="905">
     <w:name w:val="Заголовок"/>
-    <w:basedOn w:val="898"/>
-    <w:next w:val="902"/>
+    <w:basedOn w:val="902"/>
+    <w:next w:val="906"/>
     <w:qFormat/>
     <w:pPr>
       <w:keepNext w:val="true"/>
@@ -31744,18 +31697,18 @@
       <w:szCs w:val="28"/>
     </w:rPr>
   </w:style>
-  <w:style w:type="paragraph" w:styleId="902">
+  <w:style w:type="paragraph" w:styleId="906">
     <w:name w:val="Body Text"/>
-    <w:basedOn w:val="898"/>
+    <w:basedOn w:val="902"/>
     <w:pPr>
       <w:pBdr/>
       <w:spacing w:after="140" w:before="0" w:line="276" w:lineRule="auto"/>
       <w:ind/>
     </w:pPr>
   </w:style>
-  <w:style w:type="paragraph" w:styleId="903">
+  <w:style w:type="paragraph" w:styleId="907">
     <w:name w:val="List"/>
-    <w:basedOn w:val="902"/>
+    <w:basedOn w:val="906"/>
     <w:pPr>
       <w:pBdr/>
       <w:spacing/>
@@ -31765,9 +31718,9 @@
       <w:rFonts w:cs="Lucida Sans"/>
     </w:rPr>
   </w:style>
-  <w:style w:type="paragraph" w:styleId="904">
+  <w:style w:type="paragraph" w:styleId="908">
     <w:name w:val="Caption"/>
-    <w:basedOn w:val="898"/>
+    <w:basedOn w:val="902"/>
     <w:qFormat/>
     <w:pPr>
       <w:suppressLineNumbers w:val="true"/>
@@ -31783,9 +31736,9 @@
       <w:szCs w:val="24"/>
     </w:rPr>
   </w:style>
-  <w:style w:type="paragraph" w:styleId="905">
+  <w:style w:type="paragraph" w:styleId="909">
     <w:name w:val="Указатель"/>
-    <w:basedOn w:val="898"/>
+    <w:basedOn w:val="902"/>
     <w:qFormat/>
     <w:pPr>
       <w:suppressLineNumbers w:val="true"/>
@@ -31797,7 +31750,7 @@
       <w:rFonts w:cs="Lucida Sans"/>
     </w:rPr>
   </w:style>
-  <w:style w:type="paragraph" w:styleId="906" w:customStyle="1">
+  <w:style w:type="paragraph" w:styleId="910" w:customStyle="1">
     <w:name w:val="Колонтитулы"/>
     <w:qFormat/>
     <w:pPr>
@@ -31825,9 +31778,9 @@
       </w14:textOutline>
     </w:rPr>
   </w:style>
-  <w:style w:type="paragraph" w:styleId="907">
+  <w:style w:type="paragraph" w:styleId="911">
     <w:name w:val="Колонтитул"/>
-    <w:basedOn w:val="898"/>
+    <w:basedOn w:val="902"/>
     <w:qFormat/>
     <w:pPr>
       <w:pBdr/>
@@ -31835,25 +31788,25 @@
       <w:ind/>
     </w:pPr>
   </w:style>
-  <w:style w:type="paragraph" w:styleId="908">
+  <w:style w:type="paragraph" w:styleId="912">
     <w:name w:val="Header"/>
-    <w:basedOn w:val="907"/>
+    <w:basedOn w:val="911"/>
     <w:pPr>
       <w:pBdr/>
       <w:spacing/>
       <w:ind/>
     </w:pPr>
   </w:style>
-  <w:style w:type="paragraph" w:styleId="909">
+  <w:style w:type="paragraph" w:styleId="913">
     <w:name w:val="Footer"/>
-    <w:basedOn w:val="907"/>
+    <w:basedOn w:val="911"/>
     <w:pPr>
       <w:pBdr/>
       <w:spacing/>
       <w:ind/>
     </w:pPr>
   </w:style>
-  <w:style w:type="numbering" w:styleId="910" w:default="1">
+  <w:style w:type="numbering" w:styleId="914" w:default="1">
     <w:name w:val="No List"/>
     <w:uiPriority w:val="99"/>
     <w:semiHidden/>
@@ -31865,7 +31818,7 @@
       <w:ind/>
     </w:pPr>
   </w:style>
-  <w:style w:type="table" w:styleId="911" w:default="1">
+  <w:style w:type="table" w:styleId="915" w:default="1">
     <w:name w:val="Normal Table"/>
     <w:uiPriority w:val="99"/>
     <w:semiHidden/>
@@ -31876,13 +31829,13 @@
       <w:ind/>
     </w:pPr>
     <w:tblPr>
-      <w:tblBorders/>
       <w:tblCellMar>
         <w:left w:w="108" w:type="dxa"/>
         <w:top w:w="0" w:type="dxa"/>
         <w:right w:w="108" w:type="dxa"/>
         <w:bottom w:w="0" w:type="dxa"/>
       </w:tblCellMar>
+      <w:tblBorders/>
     </w:tblPr>
     <w:tcPr>
       <w:tcBorders/>
@@ -32057,7 +32010,7 @@
       </w:tcPr>
     </w:tblStylePr>
   </w:style>
-  <w:style w:type="table" w:styleId="912" w:customStyle="1">
+  <w:style w:type="table" w:styleId="916" w:customStyle="1">
     <w:name w:val="Table Normal"/>
     <w:pPr>
       <w:pBdr/>
@@ -32065,13 +32018,13 @@
       <w:ind/>
     </w:pPr>
     <w:tblPr>
-      <w:tblBorders/>
       <w:tblCellMar>
         <w:left w:w="0" w:type="dxa"/>
         <w:top w:w="0" w:type="dxa"/>
         <w:right w:w="0" w:type="dxa"/>
         <w:bottom w:w="0" w:type="dxa"/>
       </w:tblCellMar>
+      <w:tblBorders/>
     </w:tblPr>
     <w:tcPr>
       <w:tcBorders/>
